--- a/docs/Content/Fall2025_Field_Tech_Wu.docx
+++ b/docs/Content/Fall2025_Field_Tech_Wu.docx
@@ -292,41 +292,29 @@
         <w:ind w:right="4320"/>
       </w:pPr>
       <w:r>
-        <w:rPr>
-          <w:lang w:val="pt-BR"/>
-        </w:rPr>
         <w:t>Y</w:t>
       </w:r>
       <w:r>
         <w:rPr>
           <w:rFonts w:eastAsia="SimSun" w:hint="eastAsia"/>
-          <w:lang w:val="pt-BR"/>
         </w:rPr>
         <w:t>anan Wu</w:t>
       </w:r>
       <w:r>
-        <w:rPr>
-          <w:lang w:val="pt-BR"/>
-        </w:rPr>
         <w:t>,</w:t>
       </w:r>
       <w:r>
         <w:rPr>
           <w:rFonts w:eastAsia="SimSun" w:hint="eastAsia"/>
-          <w:lang w:val="pt-BR"/>
         </w:rPr>
         <w:t xml:space="preserve"> </w:t>
       </w:r>
       <w:r>
-        <w:rPr>
-          <w:lang w:val="pt-BR"/>
-        </w:rPr>
         <w:t>E-mail:</w:t>
       </w:r>
       <w:r>
         <w:rPr>
           <w:spacing w:val="-1"/>
-          <w:lang w:val="pt-BR"/>
         </w:rPr>
         <w:t xml:space="preserve"> </w:t>
       </w:r>
@@ -336,7 +324,6 @@
             <w:color w:val="0462C1"/>
             <w:spacing w:val="-2"/>
             <w:u w:val="single" w:color="0462C1"/>
-            <w:lang w:val="pt-BR"/>
           </w:rPr>
           <w:t>ywu@uca.edu</w:t>
         </w:r>
@@ -346,84 +333,88 @@
       <w:pPr>
         <w:spacing w:after="0" w:line="240" w:lineRule="auto"/>
         <w:jc w:val="both"/>
-        <w:rPr>
-          <w:lang w:val="pt-BR"/>
-        </w:rPr>
-      </w:pPr>
-      <w:r>
-        <w:rPr>
-          <w:lang w:val="pt-BR"/>
-        </w:rPr>
-        <w:t xml:space="preserve">Office </w:t>
-      </w:r>
-      <w:proofErr w:type="gramStart"/>
-      <w:r>
-        <w:rPr>
-          <w:lang w:val="pt-BR"/>
-        </w:rPr>
-        <w:t>Location:</w:t>
-      </w:r>
-      <w:proofErr w:type="gramEnd"/>
-      <w:r>
-        <w:rPr>
-          <w:lang w:val="pt-BR"/>
-        </w:rPr>
-        <w:t xml:space="preserve"> Lewis 036</w:t>
+      </w:pPr>
+      <w:r>
+        <w:t xml:space="preserve">Office Location: Lewis </w:t>
+      </w:r>
+      <w:r>
+        <w:t>154</w:t>
       </w:r>
     </w:p>
     <w:p>
       <w:pPr>
         <w:pStyle w:val="BodyText"/>
         <w:spacing w:after="0" w:line="240" w:lineRule="auto"/>
-        <w:rPr>
-          <w:lang w:val="pt-BR"/>
-        </w:rPr>
-      </w:pPr>
-      <w:r>
-        <w:rPr>
-          <w:lang w:val="pt-BR"/>
-        </w:rPr>
+      </w:pPr>
+      <w:r>
         <w:t>Office Hours: TR 10:00- 11:50 am</w:t>
       </w:r>
     </w:p>
     <w:p>
       <w:pPr>
-        <w:pStyle w:val="BodyText"/>
-        <w:spacing w:after="0" w:line="240" w:lineRule="auto"/>
-        <w:rPr>
-          <w:lang w:val="pt-BR"/>
-        </w:rPr>
-      </w:pPr>
-      <w:r>
-        <w:rPr>
-          <w:lang w:val="pt-BR"/>
-        </w:rPr>
-        <w:t xml:space="preserve">Phone Number: </w:t>
+        <w:pStyle w:val="Heading1"/>
+      </w:pPr>
+      <w:r>
+        <w:t xml:space="preserve">Course </w:t>
+      </w:r>
+      <w:r>
+        <w:t>Description</w:t>
       </w:r>
     </w:p>
     <w:p>
       <w:pPr>
-        <w:pStyle w:val="Heading1"/>
-        <w:rPr>
-          <w:lang w:val="fr-FR"/>
-        </w:rPr>
-      </w:pPr>
-      <w:r>
-        <w:rPr>
-          <w:lang w:val="fr-FR"/>
-        </w:rPr>
-        <w:t xml:space="preserve">Course </w:t>
-      </w:r>
-      <w:r>
-        <w:rPr>
-          <w:lang w:val="fr-FR"/>
-        </w:rPr>
-        <w:t>Description</w:t>
+        <w:spacing w:before="120" w:after="0" w:line="240" w:lineRule="auto"/>
+        <w:jc w:val="both"/>
+        <w:rPr>
+          <w:rFonts w:ascii="Times New Roman" w:hAnsi="Times New Roman" w:cs="Times New Roman"/>
+          <w:sz w:val="24"/>
+          <w:szCs w:val="24"/>
+        </w:rPr>
+      </w:pPr>
+      <w:r>
+        <w:rPr>
+          <w:rFonts w:ascii="Times New Roman" w:hAnsi="Times New Roman" w:cs="Times New Roman" w:hint="eastAsia"/>
+          <w:sz w:val="24"/>
+          <w:szCs w:val="24"/>
+        </w:rPr>
+        <w:t>Mobile and Web GIS h</w:t>
+      </w:r>
+      <w:r>
+        <w:rPr>
+          <w:rFonts w:ascii="Times New Roman" w:hAnsi="Times New Roman" w:cs="Times New Roman"/>
+          <w:sz w:val="24"/>
+          <w:szCs w:val="24"/>
+        </w:rPr>
+        <w:t xml:space="preserve">ave significantly enhanced how geospatial data </w:t>
+      </w:r>
+      <w:r>
+        <w:rPr>
+          <w:rFonts w:ascii="Times New Roman" w:hAnsi="Times New Roman" w:cs="Times New Roman" w:hint="eastAsia"/>
+          <w:sz w:val="24"/>
+          <w:szCs w:val="24"/>
+        </w:rPr>
+        <w:t>are</w:t>
+      </w:r>
+      <w:r>
+        <w:rPr>
+          <w:rFonts w:ascii="Times New Roman" w:hAnsi="Times New Roman" w:cs="Times New Roman"/>
+          <w:sz w:val="24"/>
+          <w:szCs w:val="24"/>
+        </w:rPr>
+        <w:t xml:space="preserve"> collected, managed, and shared. Data collection is no longer limited to specialized equipment; mobile devices now enable efficient, real-time field data acquisition. With mobile platforms serving as primary access points to cloud services, many industries have adopted a “mobile-first” approach in developing GIS-enabled applications.</w:t>
+      </w:r>
+      <w:r>
+        <w:rPr>
+          <w:rFonts w:ascii="Times New Roman" w:hAnsi="Times New Roman" w:cs="Times New Roman" w:hint="eastAsia"/>
+          <w:sz w:val="24"/>
+          <w:szCs w:val="24"/>
+        </w:rPr>
+        <w:t xml:space="preserve"> </w:t>
       </w:r>
     </w:p>
     <w:p>
       <w:pPr>
-        <w:spacing w:after="0" w:line="240" w:lineRule="auto"/>
+        <w:spacing w:before="120" w:after="0" w:line="240" w:lineRule="auto"/>
         <w:jc w:val="both"/>
         <w:rPr>
           <w:rFonts w:ascii="Times New Roman" w:hAnsi="Times New Roman" w:cs="Times New Roman"/>
@@ -433,48 +424,16 @@
       </w:pPr>
       <w:r>
         <w:rPr>
-          <w:rFonts w:ascii="Times New Roman" w:hAnsi="Times New Roman" w:cs="Times New Roman" w:hint="eastAsia"/>
-          <w:sz w:val="24"/>
-          <w:szCs w:val="24"/>
-        </w:rPr>
-        <w:t>Mobile and Web GIS h</w:t>
-      </w:r>
-      <w:r>
-        <w:rPr>
-          <w:rFonts w:ascii="Times New Roman" w:hAnsi="Times New Roman" w:cs="Times New Roman"/>
-          <w:sz w:val="24"/>
-          <w:szCs w:val="24"/>
-        </w:rPr>
-        <w:t xml:space="preserve">ave significantly enhanced how geospatial data </w:t>
-      </w:r>
-      <w:r>
-        <w:rPr>
-          <w:rFonts w:ascii="Times New Roman" w:hAnsi="Times New Roman" w:cs="Times New Roman" w:hint="eastAsia"/>
-          <w:sz w:val="24"/>
-          <w:szCs w:val="24"/>
-        </w:rPr>
-        <w:t>are</w:t>
-      </w:r>
-      <w:r>
-        <w:rPr>
-          <w:rFonts w:ascii="Times New Roman" w:hAnsi="Times New Roman" w:cs="Times New Roman"/>
-          <w:sz w:val="24"/>
-          <w:szCs w:val="24"/>
-        </w:rPr>
-        <w:t xml:space="preserve"> collected, managed, and shared. Data collection is no longer limited to specialized equipment; mobile devices now enable efficient, real-time field data acquisition. With mobile platforms serving as primary access points to cloud services, many industries have adopted a “mobile-first” approach in developing GIS-enabled applications.</w:t>
-      </w:r>
-      <w:r>
-        <w:rPr>
-          <w:rFonts w:ascii="Times New Roman" w:hAnsi="Times New Roman" w:cs="Times New Roman" w:hint="eastAsia"/>
-          <w:sz w:val="24"/>
-          <w:szCs w:val="24"/>
-        </w:rPr>
-        <w:t xml:space="preserve"> </w:t>
+          <w:rFonts w:ascii="Times New Roman" w:hAnsi="Times New Roman" w:cs="Times New Roman"/>
+          <w:sz w:val="24"/>
+          <w:szCs w:val="24"/>
+        </w:rPr>
+        <w:t>Global Navigation Satellite Systems (GNSS) have greatly enhanced many aspects of daily life. This course introduces the fundamental concepts and theories of GNSS, including the use of GNSS receivers for positioning, navigation, tracking, and field data logging, as well as the integration of field data into GIS software. The course also covers the basics of Unmanned Aerial Vehicles (UAVs) and their combination with GNSS to collect high-resolution data. Finally, it explores various online mapping methods for visualizing and analyzing field-collected data.</w:t>
       </w:r>
     </w:p>
     <w:p>
       <w:pPr>
-        <w:spacing w:after="0" w:line="240" w:lineRule="auto"/>
+        <w:spacing w:before="120" w:after="0" w:line="240" w:lineRule="auto"/>
         <w:jc w:val="both"/>
         <w:rPr>
           <w:rFonts w:ascii="Times New Roman" w:hAnsi="Times New Roman" w:cs="Times New Roman"/>
@@ -493,7 +452,7 @@
     </w:p>
     <w:p>
       <w:pPr>
-        <w:spacing w:after="0" w:line="240" w:lineRule="auto"/>
+        <w:spacing w:before="120" w:after="0" w:line="240" w:lineRule="auto"/>
         <w:jc w:val="both"/>
         <w:rPr>
           <w:rFonts w:ascii="Times New Roman" w:hAnsi="Times New Roman" w:cs="Times New Roman"/>
@@ -523,7 +482,23 @@
           <w:sz w:val="24"/>
           <w:szCs w:val="24"/>
         </w:rPr>
-        <w:t xml:space="preserve"> of Mobile and Web GIS, emphasizing their roles in streamlining spatial workflows and supporting data-driven decisions. Students will explore key tools such as ArcGIS Online, Field Maps, Survery123, and</w:t>
+        <w:t xml:space="preserve"> of Mobile</w:t>
+      </w:r>
+      <w:r>
+        <w:rPr>
+          <w:rFonts w:ascii="Times New Roman" w:hAnsi="Times New Roman" w:cs="Times New Roman"/>
+          <w:sz w:val="24"/>
+          <w:szCs w:val="24"/>
+        </w:rPr>
+        <w:t>, GPS, drone</w:t>
+      </w:r>
+      <w:r>
+        <w:rPr>
+          <w:rFonts w:ascii="Times New Roman" w:hAnsi="Times New Roman" w:cs="Times New Roman"/>
+          <w:sz w:val="24"/>
+          <w:szCs w:val="24"/>
+        </w:rPr>
+        <w:t xml:space="preserve"> and Web GIS, emphasizing their roles in streamlining spatial workflows and supporting data-driven decisions. Students will explore key tools such as ArcGIS Online, Field Maps, Survery123, and</w:t>
       </w:r>
       <w:r>
         <w:rPr>
@@ -857,6 +832,7 @@
           <w:sz w:val="24"/>
           <w:szCs w:val="24"/>
         </w:rPr>
+        <w:lastRenderedPageBreak/>
         <w:t xml:space="preserve">Create multiple dynamic maps using ArcGIS </w:t>
       </w:r>
       <w:proofErr w:type="spellStart"/>
@@ -901,19 +877,71 @@
           <w:sz w:val="24"/>
           <w:szCs w:val="24"/>
         </w:rPr>
-        <w:t>Understand the basics of JavaScript API</w:t>
+        <w:t>Explain GNSS principles and concepts</w:t>
       </w:r>
     </w:p>
     <w:p>
       <w:pPr>
-        <w:pStyle w:val="Heading1"/>
-      </w:pPr>
-      <w:r>
-        <w:t>Course Framework</w:t>
+        <w:pStyle w:val="ListParagraph"/>
+        <w:numPr>
+          <w:ilvl w:val="0"/>
+          <w:numId w:val="1"/>
+        </w:numPr>
+        <w:spacing w:after="0" w:line="240" w:lineRule="auto"/>
+        <w:ind w:left="360"/>
+        <w:contextualSpacing w:val="0"/>
+        <w:jc w:val="both"/>
+        <w:rPr>
+          <w:rFonts w:ascii="Times New Roman" w:hAnsi="Times New Roman" w:cs="Times New Roman"/>
+          <w:sz w:val="24"/>
+          <w:szCs w:val="24"/>
+        </w:rPr>
+      </w:pPr>
+      <w:r>
+        <w:rPr>
+          <w:rFonts w:ascii="Times New Roman" w:hAnsi="Times New Roman" w:cs="Times New Roman"/>
+          <w:sz w:val="24"/>
+          <w:szCs w:val="24"/>
+        </w:rPr>
+        <w:t>fly UAV</w:t>
       </w:r>
     </w:p>
     <w:p>
       <w:pPr>
+        <w:pStyle w:val="ListParagraph"/>
+        <w:numPr>
+          <w:ilvl w:val="0"/>
+          <w:numId w:val="1"/>
+        </w:numPr>
+        <w:spacing w:after="0" w:line="240" w:lineRule="auto"/>
+        <w:ind w:left="360"/>
+        <w:contextualSpacing w:val="0"/>
+        <w:jc w:val="both"/>
+        <w:rPr>
+          <w:rFonts w:ascii="Times New Roman" w:hAnsi="Times New Roman" w:cs="Times New Roman"/>
+          <w:sz w:val="24"/>
+          <w:szCs w:val="24"/>
+        </w:rPr>
+      </w:pPr>
+      <w:r>
+        <w:rPr>
+          <w:rFonts w:ascii="Times New Roman" w:hAnsi="Times New Roman" w:cs="Times New Roman"/>
+          <w:sz w:val="24"/>
+          <w:szCs w:val="24"/>
+        </w:rPr>
+        <w:t>process UAV image using GIS software</w:t>
+      </w:r>
+    </w:p>
+    <w:p>
+      <w:pPr>
+        <w:pStyle w:val="Heading1"/>
+      </w:pPr>
+      <w:r>
+        <w:t>Course Framework</w:t>
+      </w:r>
+    </w:p>
+    <w:p>
+      <w:pPr>
         <w:spacing w:after="0" w:line="240" w:lineRule="auto"/>
         <w:jc w:val="both"/>
         <w:rPr>
@@ -1000,16 +1028,7 @@
           <w:sz w:val="24"/>
           <w:szCs w:val="24"/>
         </w:rPr>
-        <w:t xml:space="preserve">It is important that you engage yourself </w:t>
-      </w:r>
-      <w:r>
-        <w:rPr>
-          <w:rFonts w:ascii="Times New Roman" w:hAnsi="Times New Roman" w:cs="Times New Roman"/>
-          <w:sz w:val="24"/>
-          <w:szCs w:val="24"/>
-        </w:rPr>
-        <w:lastRenderedPageBreak/>
-        <w:t xml:space="preserve">during this class. </w:t>
+        <w:t xml:space="preserve">It is important that you engage yourself during this class. </w:t>
       </w:r>
       <w:r>
         <w:rPr>
@@ -1237,14 +1256,194 @@
     </w:p>
     <w:p>
       <w:pPr>
-        <w:pStyle w:val="Heading1"/>
-      </w:pPr>
-      <w:r>
-        <w:t>Required software</w:t>
+        <w:pStyle w:val="ListParagraph"/>
+        <w:numPr>
+          <w:ilvl w:val="0"/>
+          <w:numId w:val="4"/>
+        </w:numPr>
+        <w:spacing w:after="0" w:line="240" w:lineRule="auto"/>
+        <w:ind w:left="360"/>
+        <w:jc w:val="both"/>
+        <w:rPr>
+          <w:rFonts w:ascii="Times New Roman" w:hAnsi="Times New Roman" w:cs="Times New Roman"/>
+          <w:sz w:val="24"/>
+          <w:szCs w:val="24"/>
+        </w:rPr>
+      </w:pPr>
+      <w:r>
+        <w:rPr>
+          <w:rFonts w:ascii="Times New Roman" w:hAnsi="Times New Roman" w:cs="Times New Roman"/>
+          <w:i/>
+          <w:iCs/>
+          <w:sz w:val="24"/>
+          <w:szCs w:val="24"/>
+        </w:rPr>
+        <w:t>Understanding GPS: Principles and Applications</w:t>
+      </w:r>
+      <w:r>
+        <w:rPr>
+          <w:rFonts w:ascii="Times New Roman" w:hAnsi="Times New Roman" w:cs="Times New Roman"/>
+          <w:sz w:val="24"/>
+          <w:szCs w:val="24"/>
+        </w:rPr>
+        <w:t xml:space="preserve"> </w:t>
+      </w:r>
+      <w:r>
+        <w:rPr>
+          <w:rFonts w:ascii="Times New Roman" w:hAnsi="Times New Roman" w:cs="Times New Roman"/>
+          <w:sz w:val="24"/>
+          <w:szCs w:val="24"/>
+        </w:rPr>
+        <w:t xml:space="preserve">edited </w:t>
+      </w:r>
+      <w:r>
+        <w:rPr>
+          <w:rFonts w:ascii="Times New Roman" w:hAnsi="Times New Roman" w:cs="Times New Roman"/>
+          <w:sz w:val="24"/>
+          <w:szCs w:val="24"/>
+        </w:rPr>
+        <w:t xml:space="preserve">by </w:t>
+      </w:r>
+      <w:r>
+        <w:rPr>
+          <w:rFonts w:ascii="Times New Roman" w:hAnsi="Times New Roman" w:cs="Times New Roman"/>
+          <w:sz w:val="24"/>
+          <w:szCs w:val="24"/>
+        </w:rPr>
+        <w:t>Elliott D. Kaplan and Christopher J. Hegarty</w:t>
+      </w:r>
+      <w:r>
+        <w:rPr>
+          <w:rFonts w:ascii="Times New Roman" w:hAnsi="Times New Roman" w:cs="Times New Roman"/>
+          <w:sz w:val="24"/>
+          <w:szCs w:val="24"/>
+        </w:rPr>
+        <w:t xml:space="preserve"> (ISBN-10: </w:t>
+      </w:r>
+      <w:r>
+        <w:rPr>
+          <w:rFonts w:ascii="Times New Roman" w:hAnsi="Times New Roman" w:cs="Times New Roman"/>
+          <w:sz w:val="24"/>
+          <w:szCs w:val="24"/>
+        </w:rPr>
+        <w:t>1580538940</w:t>
+      </w:r>
+      <w:r>
+        <w:rPr>
+          <w:rFonts w:ascii="Times New Roman" w:hAnsi="Times New Roman" w:cs="Times New Roman"/>
+          <w:sz w:val="24"/>
+          <w:szCs w:val="24"/>
+        </w:rPr>
+        <w:t xml:space="preserve">; ISBN-13: </w:t>
+      </w:r>
+      <w:r>
+        <w:rPr>
+          <w:rFonts w:ascii="Times New Roman" w:hAnsi="Times New Roman" w:cs="Times New Roman"/>
+          <w:sz w:val="24"/>
+          <w:szCs w:val="24"/>
+        </w:rPr>
+        <w:t>9781580538947</w:t>
+      </w:r>
+      <w:r>
+        <w:rPr>
+          <w:rFonts w:ascii="Times New Roman" w:hAnsi="Times New Roman" w:cs="Times New Roman"/>
+          <w:sz w:val="24"/>
+          <w:szCs w:val="24"/>
+        </w:rPr>
+        <w:t>)</w:t>
       </w:r>
     </w:p>
     <w:p>
       <w:pPr>
+        <w:pStyle w:val="ListParagraph"/>
+        <w:numPr>
+          <w:ilvl w:val="0"/>
+          <w:numId w:val="4"/>
+        </w:numPr>
+        <w:spacing w:after="0" w:line="240" w:lineRule="auto"/>
+        <w:ind w:left="360"/>
+        <w:jc w:val="both"/>
+        <w:rPr>
+          <w:rFonts w:ascii="Times New Roman" w:hAnsi="Times New Roman" w:cs="Times New Roman"/>
+          <w:sz w:val="24"/>
+          <w:szCs w:val="24"/>
+        </w:rPr>
+      </w:pPr>
+      <w:r>
+        <w:rPr>
+          <w:rFonts w:ascii="Times New Roman" w:hAnsi="Times New Roman" w:cs="Times New Roman"/>
+          <w:i/>
+          <w:iCs/>
+          <w:sz w:val="24"/>
+          <w:szCs w:val="24"/>
+        </w:rPr>
+        <w:t xml:space="preserve">Fundamentals of Capturing and Processing Drone Imagery and Data </w:t>
+      </w:r>
+      <w:r>
+        <w:rPr>
+          <w:rFonts w:ascii="Times New Roman" w:hAnsi="Times New Roman" w:cs="Times New Roman"/>
+          <w:sz w:val="24"/>
+          <w:szCs w:val="24"/>
+        </w:rPr>
+        <w:t>edited by</w:t>
+      </w:r>
+      <w:r>
+        <w:rPr>
+          <w:rFonts w:ascii="Times New Roman" w:hAnsi="Times New Roman" w:cs="Times New Roman"/>
+          <w:i/>
+          <w:iCs/>
+          <w:sz w:val="24"/>
+          <w:szCs w:val="24"/>
+        </w:rPr>
+        <w:t xml:space="preserve"> </w:t>
+      </w:r>
+      <w:r>
+        <w:rPr>
+          <w:rFonts w:ascii="Times New Roman" w:hAnsi="Times New Roman" w:cs="Times New Roman"/>
+          <w:sz w:val="24"/>
+          <w:szCs w:val="24"/>
+        </w:rPr>
+        <w:t>Amy E. Frazier and Kunwar K. Singh (</w:t>
+      </w:r>
+      <w:r>
+        <w:rPr>
+          <w:rFonts w:ascii="Times New Roman" w:hAnsi="Times New Roman" w:cs="Times New Roman"/>
+          <w:sz w:val="24"/>
+          <w:szCs w:val="24"/>
+        </w:rPr>
+        <w:t>ISBN 9780367245726</w:t>
+      </w:r>
+      <w:r>
+        <w:rPr>
+          <w:rFonts w:ascii="Times New Roman" w:hAnsi="Times New Roman" w:cs="Times New Roman"/>
+          <w:sz w:val="24"/>
+          <w:szCs w:val="24"/>
+        </w:rPr>
+        <w:t>)</w:t>
+      </w:r>
+    </w:p>
+    <w:p>
+      <w:pPr>
+        <w:pStyle w:val="ListParagraph"/>
+        <w:spacing w:after="0" w:line="240" w:lineRule="auto"/>
+        <w:ind w:left="360"/>
+        <w:rPr>
+          <w:rFonts w:ascii="Times New Roman" w:hAnsi="Times New Roman" w:cs="Times New Roman"/>
+          <w:sz w:val="24"/>
+          <w:szCs w:val="24"/>
+        </w:rPr>
+      </w:pPr>
+    </w:p>
+    <w:p>
+      <w:pPr>
+        <w:pStyle w:val="Heading1"/>
+      </w:pPr>
+      <w:r>
+        <w:t>Required software</w:t>
+      </w:r>
+    </w:p>
+    <w:p>
+      <w:pPr>
         <w:spacing w:after="0" w:line="240" w:lineRule="auto"/>
         <w:jc w:val="both"/>
         <w:rPr>
@@ -1371,6 +1570,25 @@
           <w:szCs w:val="24"/>
         </w:rPr>
       </w:pPr>
+    </w:p>
+    <w:p>
+      <w:pPr>
+        <w:spacing w:after="0" w:line="240" w:lineRule="auto"/>
+        <w:jc w:val="both"/>
+        <w:rPr>
+          <w:rFonts w:ascii="Times New Roman" w:hAnsi="Times New Roman" w:cs="Times New Roman"/>
+          <w:sz w:val="24"/>
+          <w:szCs w:val="24"/>
+        </w:rPr>
+      </w:pPr>
+      <w:r>
+        <w:rPr>
+          <w:rFonts w:ascii="Times New Roman" w:hAnsi="Times New Roman" w:cs="Times New Roman"/>
+          <w:sz w:val="24"/>
+          <w:szCs w:val="24"/>
+        </w:rPr>
+        <w:t>Table 1. Course Schedule</w:t>
+      </w:r>
     </w:p>
     <w:p>
       <w:pPr>
@@ -2428,15 +2646,9 @@
             </w:pPr>
             <w:r>
               <w:rPr>
-                <w:rFonts w:eastAsia="SimSun"/>
-              </w:rPr>
-              <w:t>Situational awarenes</w:t>
-            </w:r>
-            <w:r>
-              <w:rPr>
                 <w:rFonts w:eastAsia="SimSun" w:hint="eastAsia"/>
               </w:rPr>
-              <w:t>s</w:t>
+              <w:t>Responsive web maps in mobile</w:t>
             </w:r>
           </w:p>
         </w:tc>
@@ -2455,7 +2667,7 @@
             </w:pPr>
             <w:r>
               <w:rPr>
-                <w:rFonts w:eastAsia="SimSun"/>
+                <w:rFonts w:eastAsia="SimSun" w:hint="eastAsia"/>
               </w:rPr>
               <w:t>Lab 0</w:t>
             </w:r>
@@ -2467,15 +2679,9 @@
             </w:r>
             <w:r>
               <w:rPr>
-                <w:rFonts w:eastAsia="SimSun"/>
-              </w:rPr>
-              <w:t>:</w:t>
-            </w:r>
-            <w:r>
-              <w:rPr>
-                <w:rFonts w:eastAsia="SimSun"/>
-              </w:rPr>
-              <w:t xml:space="preserve"> TBD</w:t>
+                <w:rFonts w:eastAsia="SimSun" w:hint="eastAsia"/>
+              </w:rPr>
+              <w:t>: Dashboard</w:t>
             </w:r>
           </w:p>
         </w:tc>
@@ -2642,16 +2848,8 @@
               <w:rPr>
                 <w:rFonts w:eastAsia="SimSun"/>
               </w:rPr>
-              <w:t xml:space="preserve">ArcGIS </w:t>
-            </w:r>
-            <w:proofErr w:type="spellStart"/>
-            <w:r>
-              <w:rPr>
-                <w:rFonts w:eastAsia="SimSun"/>
-              </w:rPr>
-              <w:t>QuickCapture</w:t>
-            </w:r>
-            <w:proofErr w:type="spellEnd"/>
+              <w:t>GPS Receivers &amp; GPS Augmentation</w:t>
+            </w:r>
           </w:p>
         </w:tc>
         <w:tc>
@@ -2669,21 +2867,9 @@
             </w:pPr>
             <w:r>
               <w:rPr>
-                <w:rFonts w:eastAsia="SimSun" w:hint="eastAsia"/>
-              </w:rPr>
-              <w:t>Lab 0</w:t>
-            </w:r>
-            <w:r>
-              <w:rPr>
-                <w:rFonts w:eastAsia="SimSun" w:hint="eastAsia"/>
-              </w:rPr>
-              <w:t>5</w:t>
-            </w:r>
-            <w:r>
-              <w:rPr>
-                <w:rFonts w:eastAsia="SimSun"/>
-              </w:rPr>
-              <w:t>: TBD</w:t>
+                <w:rFonts w:eastAsia="SimSun"/>
+              </w:rPr>
+              <w:t>Future and Application of GNSS</w:t>
             </w:r>
           </w:p>
         </w:tc>
@@ -2704,7 +2890,7 @@
               <w:rPr>
                 <w:rFonts w:eastAsia="SimSun"/>
               </w:rPr>
-              <w:t>Sep 29</w:t>
+              <w:t>None</w:t>
             </w:r>
           </w:p>
         </w:tc>
@@ -2837,9 +3023,9 @@
             </w:pPr>
             <w:r>
               <w:rPr>
-                <w:rFonts w:eastAsia="SimSun" w:hint="eastAsia"/>
-              </w:rPr>
-              <w:t>Workflow Coordination</w:t>
+                <w:rFonts w:eastAsia="SimSun"/>
+              </w:rPr>
+              <w:t>GPS Practice in campus</w:t>
             </w:r>
           </w:p>
         </w:tc>
@@ -2858,21 +3044,9 @@
             </w:pPr>
             <w:r>
               <w:rPr>
-                <w:rFonts w:eastAsia="SimSun" w:hint="eastAsia"/>
-              </w:rPr>
-              <w:t>Lab 0</w:t>
-            </w:r>
-            <w:r>
-              <w:rPr>
-                <w:rFonts w:eastAsia="SimSun" w:hint="eastAsia"/>
-              </w:rPr>
-              <w:t>6</w:t>
-            </w:r>
-            <w:r>
-              <w:rPr>
-                <w:rFonts w:eastAsia="SimSun" w:hint="eastAsia"/>
-              </w:rPr>
-              <w:t>: Coordinate workforce</w:t>
+                <w:rFonts w:eastAsia="SimSun"/>
+              </w:rPr>
+              <w:t xml:space="preserve">Lab 05: GPS Practice </w:t>
             </w:r>
           </w:p>
         </w:tc>
@@ -3015,9 +3189,9 @@
             </w:pPr>
             <w:r>
               <w:rPr>
-                <w:rFonts w:eastAsia="SimSun" w:hint="eastAsia"/>
-              </w:rPr>
-              <w:t>Responsive web maps in mobile</w:t>
+                <w:rFonts w:eastAsia="SimSun"/>
+              </w:rPr>
+              <w:t>Drone Overview</w:t>
             </w:r>
           </w:p>
         </w:tc>
@@ -3036,27 +3210,15 @@
             </w:pPr>
             <w:r>
               <w:rPr>
-                <w:rFonts w:eastAsia="SimSun" w:hint="eastAsia"/>
-              </w:rPr>
-              <w:t>Lab 0</w:t>
-            </w:r>
-            <w:r>
-              <w:rPr>
-                <w:rFonts w:eastAsia="SimSun" w:hint="eastAsia"/>
-              </w:rPr>
-              <w:t>7</w:t>
-            </w:r>
-            <w:r>
-              <w:rPr>
-                <w:rFonts w:eastAsia="SimSun" w:hint="eastAsia"/>
-              </w:rPr>
-              <w:t>:</w:t>
-            </w:r>
-            <w:r>
-              <w:rPr>
-                <w:rFonts w:eastAsia="SimSun" w:hint="eastAsia"/>
-              </w:rPr>
-              <w:t xml:space="preserve"> Dashboard</w:t>
+                <w:rFonts w:eastAsia="SimSun"/>
+              </w:rPr>
+              <w:t xml:space="preserve">Lab 06: </w:t>
+            </w:r>
+            <w:r>
+              <w:rPr>
+                <w:rFonts w:eastAsia="SimSun"/>
+              </w:rPr>
+              <w:t>Drone Image Collection</w:t>
             </w:r>
           </w:p>
         </w:tc>
@@ -3136,6 +3298,7 @@
                 <w:sz w:val="18"/>
                 <w:lang w:eastAsia="en-US"/>
               </w:rPr>
+              <w:lastRenderedPageBreak/>
               <w:t>W9</w:t>
             </w:r>
           </w:p>
@@ -3270,6 +3433,378 @@
                 <w:rFonts w:eastAsia="SimSun"/>
               </w:rPr>
             </w:pPr>
+          </w:p>
+        </w:tc>
+      </w:tr>
+      <w:tr>
+        <w:trPr>
+          <w:trHeight w:hRule="exact" w:val="1001"/>
+        </w:trPr>
+        <w:tc>
+          <w:tcPr>
+            <w:tcW w:w="1381" w:type="dxa"/>
+            <w:vAlign w:val="center"/>
+          </w:tcPr>
+          <w:p>
+            <w:pPr>
+              <w:widowControl w:val="0"/>
+              <w:autoSpaceDE w:val="0"/>
+              <w:autoSpaceDN w:val="0"/>
+              <w:jc w:val="center"/>
+              <w:rPr>
+                <w:rFonts w:ascii="Times New Roman" w:eastAsia="Times New Roman" w:hAnsi="Times New Roman" w:cs="Times New Roman"/>
+                <w:b/>
+                <w:bCs/>
+                <w:color w:val="7030A0"/>
+                <w:sz w:val="18"/>
+                <w:lang w:eastAsia="en-US"/>
+              </w:rPr>
+            </w:pPr>
+            <w:r>
+              <w:rPr>
+                <w:rFonts w:ascii="Times New Roman" w:eastAsia="Times New Roman" w:hAnsi="Times New Roman" w:cs="Times New Roman"/>
+                <w:b/>
+                <w:bCs/>
+                <w:color w:val="7030A0"/>
+                <w:sz w:val="18"/>
+                <w:lang w:eastAsia="en-US"/>
+              </w:rPr>
+              <w:t>W10</w:t>
+            </w:r>
+          </w:p>
+        </w:tc>
+        <w:tc>
+          <w:tcPr>
+            <w:tcW w:w="1319" w:type="dxa"/>
+            <w:vAlign w:val="center"/>
+          </w:tcPr>
+          <w:p>
+            <w:pPr>
+              <w:widowControl w:val="0"/>
+              <w:autoSpaceDE w:val="0"/>
+              <w:autoSpaceDN w:val="0"/>
+              <w:jc w:val="center"/>
+              <w:rPr>
+                <w:rFonts w:ascii="Times New Roman" w:eastAsia="Times New Roman" w:hAnsi="Times New Roman" w:cs="Times New Roman"/>
+                <w:b/>
+                <w:bCs/>
+                <w:color w:val="7030A0"/>
+                <w:sz w:val="18"/>
+                <w:lang w:eastAsia="en-US"/>
+              </w:rPr>
+            </w:pPr>
+            <w:r>
+              <w:rPr>
+                <w:rFonts w:ascii="Times New Roman" w:eastAsia="Times New Roman" w:hAnsi="Times New Roman" w:cs="Times New Roman" w:hint="eastAsia"/>
+                <w:b/>
+                <w:bCs/>
+                <w:color w:val="7030A0"/>
+                <w:sz w:val="18"/>
+                <w:lang w:eastAsia="en-US"/>
+              </w:rPr>
+              <w:t>O</w:t>
+            </w:r>
+            <w:r>
+              <w:rPr>
+                <w:rFonts w:ascii="Times New Roman" w:eastAsia="Times New Roman" w:hAnsi="Times New Roman" w:cs="Times New Roman"/>
+                <w:b/>
+                <w:bCs/>
+                <w:color w:val="7030A0"/>
+                <w:sz w:val="18"/>
+                <w:lang w:eastAsia="en-US"/>
+              </w:rPr>
+              <w:t xml:space="preserve">ct. </w:t>
+            </w:r>
+            <w:r>
+              <w:rPr>
+                <w:rFonts w:ascii="Times New Roman" w:eastAsia="Times New Roman" w:hAnsi="Times New Roman" w:cs="Times New Roman" w:hint="eastAsia"/>
+                <w:b/>
+                <w:bCs/>
+                <w:color w:val="7030A0"/>
+                <w:sz w:val="18"/>
+                <w:lang w:eastAsia="en-US"/>
+              </w:rPr>
+              <w:t>20-24</w:t>
+            </w:r>
+          </w:p>
+        </w:tc>
+        <w:tc>
+          <w:tcPr>
+            <w:tcW w:w="1965" w:type="dxa"/>
+            <w:vAlign w:val="center"/>
+          </w:tcPr>
+          <w:p>
+            <w:pPr>
+              <w:pStyle w:val="NoSpacing"/>
+              <w:jc w:val="center"/>
+              <w:rPr>
+                <w:rFonts w:eastAsia="SimSun"/>
+              </w:rPr>
+            </w:pPr>
+            <w:r>
+              <w:rPr>
+                <w:rFonts w:eastAsia="SimSun"/>
+              </w:rPr>
+              <w:t>Group Data Collection</w:t>
+            </w:r>
+          </w:p>
+        </w:tc>
+        <w:tc>
+          <w:tcPr>
+            <w:tcW w:w="2800" w:type="dxa"/>
+            <w:vAlign w:val="center"/>
+          </w:tcPr>
+          <w:p>
+            <w:pPr>
+              <w:pStyle w:val="NoSpacing"/>
+              <w:jc w:val="center"/>
+              <w:rPr>
+                <w:rFonts w:eastAsia="SimSun"/>
+              </w:rPr>
+            </w:pPr>
+            <w:r>
+              <w:rPr>
+                <w:rFonts w:eastAsia="SimSun"/>
+              </w:rPr>
+              <w:t xml:space="preserve">Lab 07: </w:t>
+            </w:r>
+            <w:r>
+              <w:rPr>
+                <w:rFonts w:eastAsia="SimSun"/>
+              </w:rPr>
+              <w:t>Group Data Collection</w:t>
+            </w:r>
+          </w:p>
+        </w:tc>
+        <w:tc>
+          <w:tcPr>
+            <w:tcW w:w="1080" w:type="dxa"/>
+            <w:vAlign w:val="center"/>
+          </w:tcPr>
+          <w:p>
+            <w:pPr>
+              <w:pStyle w:val="NoSpacing"/>
+              <w:jc w:val="center"/>
+              <w:rPr>
+                <w:rFonts w:eastAsia="SimSun"/>
+              </w:rPr>
+            </w:pPr>
+            <w:r>
+              <w:rPr>
+                <w:rFonts w:eastAsia="SimSun"/>
+              </w:rPr>
+              <w:t>Oct 27</w:t>
+            </w:r>
+          </w:p>
+        </w:tc>
+        <w:tc>
+          <w:tcPr>
+            <w:tcW w:w="1535" w:type="dxa"/>
+            <w:vAlign w:val="center"/>
+          </w:tcPr>
+          <w:p>
+            <w:pPr>
+              <w:pStyle w:val="NoSpacing"/>
+              <w:jc w:val="center"/>
+              <w:rPr>
+                <w:rFonts w:eastAsia="SimSun"/>
+              </w:rPr>
+            </w:pPr>
+            <w:r>
+              <w:rPr>
+                <w:rFonts w:eastAsia="SimSun" w:hint="eastAsia"/>
+              </w:rPr>
+              <w:t>Web Ch.1 &amp; 2</w:t>
+            </w:r>
+          </w:p>
+        </w:tc>
+      </w:tr>
+      <w:tr>
+        <w:trPr>
+          <w:trHeight w:hRule="exact" w:val="983"/>
+        </w:trPr>
+        <w:tc>
+          <w:tcPr>
+            <w:tcW w:w="1381" w:type="dxa"/>
+            <w:vAlign w:val="center"/>
+          </w:tcPr>
+          <w:p>
+            <w:pPr>
+              <w:widowControl w:val="0"/>
+              <w:autoSpaceDE w:val="0"/>
+              <w:autoSpaceDN w:val="0"/>
+              <w:jc w:val="center"/>
+              <w:rPr>
+                <w:rFonts w:ascii="Times New Roman" w:eastAsia="Times New Roman" w:hAnsi="Times New Roman" w:cs="Times New Roman"/>
+                <w:b/>
+                <w:bCs/>
+                <w:color w:val="7030A0"/>
+                <w:sz w:val="18"/>
+                <w:lang w:eastAsia="en-US"/>
+              </w:rPr>
+            </w:pPr>
+            <w:r>
+              <w:rPr>
+                <w:rFonts w:ascii="Times New Roman" w:eastAsia="Times New Roman" w:hAnsi="Times New Roman" w:cs="Times New Roman"/>
+                <w:b/>
+                <w:bCs/>
+                <w:color w:val="7030A0"/>
+                <w:sz w:val="18"/>
+                <w:lang w:eastAsia="en-US"/>
+              </w:rPr>
+              <w:t>W11</w:t>
+            </w:r>
+          </w:p>
+        </w:tc>
+        <w:tc>
+          <w:tcPr>
+            <w:tcW w:w="1319" w:type="dxa"/>
+            <w:vAlign w:val="center"/>
+          </w:tcPr>
+          <w:p>
+            <w:pPr>
+              <w:widowControl w:val="0"/>
+              <w:autoSpaceDE w:val="0"/>
+              <w:autoSpaceDN w:val="0"/>
+              <w:jc w:val="center"/>
+              <w:rPr>
+                <w:rFonts w:ascii="Times New Roman" w:eastAsia="Times New Roman" w:hAnsi="Times New Roman" w:cs="Times New Roman"/>
+                <w:b/>
+                <w:bCs/>
+                <w:color w:val="7030A0"/>
+                <w:sz w:val="18"/>
+                <w:lang w:eastAsia="en-US"/>
+              </w:rPr>
+            </w:pPr>
+            <w:r>
+              <w:rPr>
+                <w:rFonts w:ascii="Times New Roman" w:eastAsia="Times New Roman" w:hAnsi="Times New Roman" w:cs="Times New Roman"/>
+                <w:b/>
+                <w:bCs/>
+                <w:color w:val="7030A0"/>
+                <w:sz w:val="18"/>
+                <w:lang w:eastAsia="en-US"/>
+              </w:rPr>
+              <w:t>Oct.</w:t>
+            </w:r>
+            <w:r>
+              <w:rPr>
+                <w:rFonts w:ascii="Times New Roman" w:eastAsia="Times New Roman" w:hAnsi="Times New Roman" w:cs="Times New Roman" w:hint="eastAsia"/>
+                <w:b/>
+                <w:bCs/>
+                <w:color w:val="7030A0"/>
+                <w:sz w:val="18"/>
+                <w:lang w:eastAsia="en-US"/>
+              </w:rPr>
+              <w:t xml:space="preserve"> 27-31</w:t>
+            </w:r>
+          </w:p>
+        </w:tc>
+        <w:tc>
+          <w:tcPr>
+            <w:tcW w:w="1965" w:type="dxa"/>
+            <w:vAlign w:val="center"/>
+          </w:tcPr>
+          <w:p>
+            <w:pPr>
+              <w:pStyle w:val="NoSpacing"/>
+              <w:jc w:val="center"/>
+              <w:rPr>
+                <w:rFonts w:eastAsia="SimSun"/>
+              </w:rPr>
+            </w:pPr>
+            <w:r>
+              <w:rPr>
+                <w:rFonts w:eastAsia="SimSun"/>
+              </w:rPr>
+              <w:t>Getting Started with Web GIS</w:t>
+            </w:r>
+          </w:p>
+          <w:p>
+            <w:pPr>
+              <w:pStyle w:val="NoSpacing"/>
+              <w:jc w:val="center"/>
+              <w:rPr>
+                <w:rFonts w:eastAsia="SimSun"/>
+              </w:rPr>
+            </w:pPr>
+            <w:r>
+              <w:rPr>
+                <w:rFonts w:eastAsia="SimSun"/>
+              </w:rPr>
+              <w:t>ArcGIS Story Maps</w:t>
+            </w:r>
+          </w:p>
+        </w:tc>
+        <w:tc>
+          <w:tcPr>
+            <w:tcW w:w="2800" w:type="dxa"/>
+            <w:vAlign w:val="center"/>
+          </w:tcPr>
+          <w:p>
+            <w:pPr>
+              <w:pStyle w:val="NoSpacing"/>
+              <w:jc w:val="center"/>
+              <w:rPr>
+                <w:rFonts w:eastAsia="SimSun"/>
+                <w:b/>
+                <w:bCs/>
+                <w:i/>
+                <w:iCs/>
+              </w:rPr>
+            </w:pPr>
+            <w:r>
+              <w:rPr>
+                <w:rFonts w:eastAsia="SimSun" w:hint="eastAsia"/>
+                <w:b/>
+                <w:bCs/>
+                <w:i/>
+                <w:iCs/>
+              </w:rPr>
+              <w:t>SWAAG Conference: no class</w:t>
+            </w:r>
+          </w:p>
+        </w:tc>
+        <w:tc>
+          <w:tcPr>
+            <w:tcW w:w="1080" w:type="dxa"/>
+            <w:vAlign w:val="center"/>
+          </w:tcPr>
+          <w:p>
+            <w:pPr>
+              <w:pStyle w:val="NoSpacing"/>
+              <w:jc w:val="center"/>
+              <w:rPr>
+                <w:rFonts w:eastAsia="SimSun"/>
+              </w:rPr>
+            </w:pPr>
+            <w:r>
+              <w:rPr>
+                <w:rFonts w:eastAsia="SimSun"/>
+              </w:rPr>
+              <w:t>None</w:t>
+            </w:r>
+          </w:p>
+        </w:tc>
+        <w:tc>
+          <w:tcPr>
+            <w:tcW w:w="1535" w:type="dxa"/>
+            <w:vAlign w:val="center"/>
+          </w:tcPr>
+          <w:p>
+            <w:pPr>
+              <w:pStyle w:val="NoSpacing"/>
+              <w:jc w:val="center"/>
+              <w:rPr>
+                <w:rFonts w:eastAsia="SimSun"/>
+              </w:rPr>
+            </w:pPr>
+            <w:r>
+              <w:rPr>
+                <w:rFonts w:eastAsia="SimSun" w:hint="eastAsia"/>
+              </w:rPr>
+              <w:t>Web Ch.1 &amp; 2</w:t>
+            </w:r>
           </w:p>
         </w:tc>
       </w:tr>
@@ -3306,7 +3841,7 @@
                 <w:sz w:val="18"/>
                 <w:lang w:eastAsia="en-US"/>
               </w:rPr>
-              <w:t>W10</w:t>
+              <w:t>W12</w:t>
             </w:r>
           </w:p>
         </w:tc>
@@ -3332,6 +3867,17 @@
             </w:pPr>
             <w:r>
               <w:rPr>
+                <w:rFonts w:ascii="Times New Roman" w:eastAsia="Times New Roman" w:hAnsi="Times New Roman" w:cs="Times New Roman"/>
+                <w:b/>
+                <w:bCs/>
+                <w:color w:val="7030A0"/>
+                <w:sz w:val="18"/>
+                <w:lang w:eastAsia="en-US"/>
+              </w:rPr>
+              <w:t xml:space="preserve">Nov. </w:t>
+            </w:r>
+            <w:r>
+              <w:rPr>
                 <w:rFonts w:ascii="Times New Roman" w:eastAsia="Times New Roman" w:hAnsi="Times New Roman" w:cs="Times New Roman" w:hint="eastAsia"/>
                 <w:b/>
                 <w:bCs/>
@@ -3339,29 +3885,7 @@
                 <w:sz w:val="18"/>
                 <w:lang w:eastAsia="en-US"/>
               </w:rPr>
-              <w:t>O</w:t>
-            </w:r>
-            <w:r>
-              <w:rPr>
-                <w:rFonts w:ascii="Times New Roman" w:eastAsia="Times New Roman" w:hAnsi="Times New Roman" w:cs="Times New Roman"/>
-                <w:b/>
-                <w:bCs/>
-                <w:color w:val="7030A0"/>
-                <w:sz w:val="18"/>
-                <w:lang w:eastAsia="en-US"/>
-              </w:rPr>
-              <w:t xml:space="preserve">ct. </w:t>
-            </w:r>
-            <w:r>
-              <w:rPr>
-                <w:rFonts w:ascii="Times New Roman" w:eastAsia="Times New Roman" w:hAnsi="Times New Roman" w:cs="Times New Roman" w:hint="eastAsia"/>
-                <w:b/>
-                <w:bCs/>
-                <w:color w:val="7030A0"/>
-                <w:sz w:val="18"/>
-                <w:lang w:eastAsia="en-US"/>
-              </w:rPr>
-              <w:t>20-24</w:t>
+              <w:t>3-7</w:t>
             </w:r>
           </w:p>
         </w:tc>
@@ -3380,9 +3904,21 @@
             </w:pPr>
             <w:r>
               <w:rPr>
-                <w:rFonts w:eastAsia="SimSun"/>
-              </w:rPr>
-              <w:t>Getting Started with Web GIS</w:t>
+                <w:rFonts w:eastAsia="SimSun" w:hint="eastAsia"/>
+              </w:rPr>
+              <w:t>Spatial</w:t>
+            </w:r>
+            <w:r>
+              <w:rPr>
+                <w:rFonts w:eastAsia="SimSun"/>
+              </w:rPr>
+              <w:t>-</w:t>
+            </w:r>
+            <w:r>
+              <w:rPr>
+                <w:rFonts w:eastAsia="SimSun" w:hint="eastAsia"/>
+              </w:rPr>
+              <w:t>temporal data</w:t>
             </w:r>
           </w:p>
         </w:tc>
@@ -3403,7 +3939,25 @@
               <w:rPr>
                 <w:rFonts w:eastAsia="SimSun"/>
               </w:rPr>
-              <w:t>ArcGIS Living Atlas</w:t>
+              <w:t>Lab 0</w:t>
+            </w:r>
+            <w:r>
+              <w:rPr>
+                <w:rFonts w:eastAsia="SimSun"/>
+              </w:rPr>
+              <w:t>8</w:t>
+            </w:r>
+            <w:r>
+              <w:rPr>
+                <w:rFonts w:eastAsia="SimSun"/>
+              </w:rPr>
+              <w:t xml:space="preserve">: </w:t>
+            </w:r>
+            <w:r>
+              <w:rPr>
+                <w:rFonts w:eastAsia="SimSun" w:hint="eastAsia"/>
+              </w:rPr>
+              <w:t>Real-time GIS</w:t>
             </w:r>
           </w:p>
         </w:tc>
@@ -3420,6 +3974,18 @@
                 <w:rFonts w:eastAsia="SimSun"/>
               </w:rPr>
             </w:pPr>
+            <w:r>
+              <w:rPr>
+                <w:rFonts w:eastAsia="SimSun" w:hint="eastAsia"/>
+              </w:rPr>
+              <w:t xml:space="preserve">Nov </w:t>
+            </w:r>
+            <w:r>
+              <w:rPr>
+                <w:rFonts w:eastAsia="SimSun"/>
+              </w:rPr>
+              <w:t>10</w:t>
+            </w:r>
           </w:p>
         </w:tc>
         <w:tc>
@@ -3439,7 +4005,7 @@
               <w:rPr>
                 <w:rFonts w:eastAsia="SimSun" w:hint="eastAsia"/>
               </w:rPr>
-              <w:t>Web Ch.1 &amp; 2</w:t>
+              <w:t>Web Ch.6</w:t>
             </w:r>
           </w:p>
         </w:tc>
@@ -3477,7 +4043,7 @@
                 <w:sz w:val="18"/>
                 <w:lang w:eastAsia="en-US"/>
               </w:rPr>
-              <w:t>W11</w:t>
+              <w:t>W13</w:t>
             </w:r>
           </w:p>
         </w:tc>
@@ -3510,7 +4076,7 @@
                 <w:sz w:val="18"/>
                 <w:lang w:eastAsia="en-US"/>
               </w:rPr>
-              <w:t>Oct.</w:t>
+              <w:t xml:space="preserve">Nov. </w:t>
             </w:r>
             <w:r>
               <w:rPr>
@@ -3521,7 +4087,7 @@
                 <w:sz w:val="18"/>
                 <w:lang w:eastAsia="en-US"/>
               </w:rPr>
-              <w:t xml:space="preserve"> 27-31</w:t>
+              <w:t>10-14</w:t>
             </w:r>
           </w:p>
         </w:tc>
@@ -3542,7 +4108,7 @@
               <w:rPr>
                 <w:rFonts w:eastAsia="SimSun"/>
               </w:rPr>
-              <w:t>ArcGIS Story Maps</w:t>
+              <w:t>3D web scenes</w:t>
             </w:r>
           </w:p>
         </w:tc>
@@ -3561,21 +4127,21 @@
             </w:pPr>
             <w:r>
               <w:rPr>
-                <w:rFonts w:eastAsia="SimSun"/>
-              </w:rPr>
-              <w:t>Lab</w:t>
-            </w:r>
-            <w:r>
-              <w:rPr>
                 <w:rFonts w:eastAsia="SimSun" w:hint="eastAsia"/>
               </w:rPr>
-              <w:t xml:space="preserve"> 0</w:t>
-            </w:r>
-            <w:r>
-              <w:rPr>
-                <w:rFonts w:eastAsia="SimSun"/>
-              </w:rPr>
-              <w:t>8: ArcGIS Story Maps</w:t>
+              <w:t xml:space="preserve">Lab </w:t>
+            </w:r>
+            <w:r>
+              <w:rPr>
+                <w:rFonts w:eastAsia="SimSun"/>
+              </w:rPr>
+              <w:t>09</w:t>
+            </w:r>
+            <w:r>
+              <w:rPr>
+                <w:rFonts w:eastAsia="SimSun" w:hint="eastAsia"/>
+              </w:rPr>
+              <w:t>: Explore web scenes</w:t>
             </w:r>
           </w:p>
         </w:tc>
@@ -3596,7 +4162,13 @@
               <w:rPr>
                 <w:rFonts w:eastAsia="SimSun" w:hint="eastAsia"/>
               </w:rPr>
-              <w:t>Oct 27</w:t>
+              <w:t xml:space="preserve">Nov </w:t>
+            </w:r>
+            <w:r>
+              <w:rPr>
+                <w:rFonts w:eastAsia="SimSun"/>
+              </w:rPr>
+              <w:t>17</w:t>
             </w:r>
           </w:p>
         </w:tc>
@@ -3617,7 +4189,7 @@
               <w:rPr>
                 <w:rFonts w:eastAsia="SimSun" w:hint="eastAsia"/>
               </w:rPr>
-              <w:t>Web Ch.1 &amp; 2</w:t>
+              <w:t>Web Ch.7</w:t>
             </w:r>
           </w:p>
         </w:tc>
@@ -3655,7 +4227,7 @@
                 <w:sz w:val="18"/>
                 <w:lang w:eastAsia="en-US"/>
               </w:rPr>
-              <w:t>W12</w:t>
+              <w:t>W14</w:t>
             </w:r>
           </w:p>
         </w:tc>
@@ -3688,7 +4260,7 @@
                 <w:sz w:val="18"/>
                 <w:lang w:eastAsia="en-US"/>
               </w:rPr>
-              <w:t xml:space="preserve">Nov. </w:t>
+              <w:t>Nov.</w:t>
             </w:r>
             <w:r>
               <w:rPr>
@@ -3699,7 +4271,7 @@
                 <w:sz w:val="18"/>
                 <w:lang w:eastAsia="en-US"/>
               </w:rPr>
-              <w:t>3-7</w:t>
+              <w:t xml:space="preserve"> 17-21</w:t>
             </w:r>
           </w:p>
         </w:tc>
@@ -3716,25 +4288,50 @@
                 <w:rFonts w:eastAsia="SimSun"/>
               </w:rPr>
             </w:pPr>
-            <w:proofErr w:type="spellStart"/>
+            <w:r>
+              <w:rPr>
+                <w:rFonts w:eastAsia="SimSun"/>
+              </w:rPr>
+              <w:t xml:space="preserve">Programming </w:t>
+            </w:r>
             <w:r>
               <w:rPr>
                 <w:rFonts w:eastAsia="SimSun" w:hint="eastAsia"/>
               </w:rPr>
-              <w:t>Spatialtemporal</w:t>
-            </w:r>
-            <w:proofErr w:type="spellEnd"/>
+              <w:t>in Web GIS</w:t>
+            </w:r>
+          </w:p>
+        </w:tc>
+        <w:tc>
+          <w:tcPr>
+            <w:tcW w:w="2800" w:type="dxa"/>
+            <w:vAlign w:val="center"/>
+          </w:tcPr>
+          <w:p>
+            <w:pPr>
+              <w:pStyle w:val="NoSpacing"/>
+              <w:jc w:val="center"/>
+              <w:rPr>
+                <w:rFonts w:eastAsia="SimSun"/>
+              </w:rPr>
+            </w:pPr>
+            <w:r>
+              <w:rPr>
+                <w:rFonts w:eastAsia="SimSun"/>
+              </w:rPr>
+              <w:t xml:space="preserve">Lab 10: </w:t>
+            </w:r>
             <w:r>
               <w:rPr>
                 <w:rFonts w:eastAsia="SimSun" w:hint="eastAsia"/>
               </w:rPr>
-              <w:t xml:space="preserve"> data</w:t>
-            </w:r>
-          </w:p>
-        </w:tc>
-        <w:tc>
-          <w:tcPr>
-            <w:tcW w:w="2800" w:type="dxa"/>
+              <w:t>Explore programming in web</w:t>
+            </w:r>
+          </w:p>
+        </w:tc>
+        <w:tc>
+          <w:tcPr>
+            <w:tcW w:w="1080" w:type="dxa"/>
             <w:vAlign w:val="center"/>
           </w:tcPr>
           <w:p>
@@ -3749,55 +4346,28 @@
               <w:rPr>
                 <w:rFonts w:eastAsia="SimSun"/>
               </w:rPr>
-              <w:t xml:space="preserve">Lab 09: </w:t>
-            </w:r>
+              <w:t>Nov 24</w:t>
+            </w:r>
+          </w:p>
+        </w:tc>
+        <w:tc>
+          <w:tcPr>
+            <w:tcW w:w="1535" w:type="dxa"/>
+            <w:vAlign w:val="center"/>
+          </w:tcPr>
+          <w:p>
+            <w:pPr>
+              <w:pStyle w:val="NoSpacing"/>
+              <w:jc w:val="center"/>
+              <w:rPr>
+                <w:rFonts w:eastAsia="SimSun"/>
+              </w:rPr>
+            </w:pPr>
             <w:r>
               <w:rPr>
                 <w:rFonts w:eastAsia="SimSun" w:hint="eastAsia"/>
               </w:rPr>
-              <w:t>Real-time GIS</w:t>
-            </w:r>
-          </w:p>
-        </w:tc>
-        <w:tc>
-          <w:tcPr>
-            <w:tcW w:w="1080" w:type="dxa"/>
-            <w:vAlign w:val="center"/>
-          </w:tcPr>
-          <w:p>
-            <w:pPr>
-              <w:pStyle w:val="NoSpacing"/>
-              <w:jc w:val="center"/>
-              <w:rPr>
-                <w:rFonts w:eastAsia="SimSun"/>
-              </w:rPr>
-            </w:pPr>
-            <w:r>
-              <w:rPr>
-                <w:rFonts w:eastAsia="SimSun" w:hint="eastAsia"/>
-              </w:rPr>
-              <w:t>Nov 3</w:t>
-            </w:r>
-          </w:p>
-        </w:tc>
-        <w:tc>
-          <w:tcPr>
-            <w:tcW w:w="1535" w:type="dxa"/>
-            <w:vAlign w:val="center"/>
-          </w:tcPr>
-          <w:p>
-            <w:pPr>
-              <w:pStyle w:val="NoSpacing"/>
-              <w:jc w:val="center"/>
-              <w:rPr>
-                <w:rFonts w:eastAsia="SimSun"/>
-              </w:rPr>
-            </w:pPr>
-            <w:r>
-              <w:rPr>
-                <w:rFonts w:eastAsia="SimSun" w:hint="eastAsia"/>
-              </w:rPr>
-              <w:t>Web Ch.6</w:t>
+              <w:t>Web Ch.10</w:t>
             </w:r>
           </w:p>
         </w:tc>
@@ -3835,7 +4405,7 @@
                 <w:sz w:val="18"/>
                 <w:lang w:eastAsia="en-US"/>
               </w:rPr>
-              <w:t>W13</w:t>
+              <w:t>W15</w:t>
             </w:r>
           </w:p>
         </w:tc>
@@ -3868,7 +4438,7 @@
                 <w:sz w:val="18"/>
                 <w:lang w:eastAsia="en-US"/>
               </w:rPr>
-              <w:t xml:space="preserve">Nov. </w:t>
+              <w:t>Nov.</w:t>
             </w:r>
             <w:r>
               <w:rPr>
@@ -3879,13 +4449,14 @@
                 <w:sz w:val="18"/>
                 <w:lang w:eastAsia="en-US"/>
               </w:rPr>
-              <w:t>10-14</w:t>
-            </w:r>
-          </w:p>
-        </w:tc>
-        <w:tc>
-          <w:tcPr>
-            <w:tcW w:w="1965" w:type="dxa"/>
+              <w:t xml:space="preserve"> 24-28</w:t>
+            </w:r>
+          </w:p>
+        </w:tc>
+        <w:tc>
+          <w:tcPr>
+            <w:tcW w:w="4765" w:type="dxa"/>
+            <w:gridSpan w:val="2"/>
             <w:vAlign w:val="center"/>
           </w:tcPr>
           <w:p>
@@ -3894,19 +4465,27 @@
               <w:jc w:val="center"/>
               <w:rPr>
                 <w:rFonts w:eastAsia="SimSun"/>
-              </w:rPr>
-            </w:pPr>
-            <w:r>
-              <w:rPr>
-                <w:rFonts w:eastAsia="SimSun"/>
-              </w:rPr>
-              <w:t>3D web scenes</w:t>
-            </w:r>
-          </w:p>
-        </w:tc>
-        <w:tc>
-          <w:tcPr>
-            <w:tcW w:w="2800" w:type="dxa"/>
+                <w:b/>
+                <w:bCs/>
+                <w:i/>
+                <w:iCs/>
+              </w:rPr>
+            </w:pPr>
+            <w:r>
+              <w:rPr>
+                <w:rFonts w:eastAsia="SimSun"/>
+                <w:b/>
+                <w:bCs/>
+                <w:i/>
+                <w:iCs/>
+              </w:rPr>
+              <w:t>Thanksgiving Break</w:t>
+            </w:r>
+          </w:p>
+        </w:tc>
+        <w:tc>
+          <w:tcPr>
+            <w:tcW w:w="1080" w:type="dxa"/>
             <w:vAlign w:val="center"/>
           </w:tcPr>
           <w:p>
@@ -3917,29 +4496,11 @@
                 <w:rFonts w:eastAsia="SimSun"/>
               </w:rPr>
             </w:pPr>
-            <w:r>
-              <w:rPr>
-                <w:rFonts w:eastAsia="SimSun" w:hint="eastAsia"/>
-              </w:rPr>
-              <w:t xml:space="preserve">Lab </w:t>
-            </w:r>
-            <w:r>
-              <w:rPr>
-                <w:rFonts w:eastAsia="SimSun"/>
-              </w:rPr>
-              <w:t>10</w:t>
-            </w:r>
-            <w:r>
-              <w:rPr>
-                <w:rFonts w:eastAsia="SimSun" w:hint="eastAsia"/>
-              </w:rPr>
-              <w:t>: Explore web scenes</w:t>
-            </w:r>
-          </w:p>
-        </w:tc>
-        <w:tc>
-          <w:tcPr>
-            <w:tcW w:w="1080" w:type="dxa"/>
+          </w:p>
+        </w:tc>
+        <w:tc>
+          <w:tcPr>
+            <w:tcW w:w="1535" w:type="dxa"/>
             <w:vAlign w:val="center"/>
           </w:tcPr>
           <w:p>
@@ -3950,33 +4511,6 @@
                 <w:rFonts w:eastAsia="SimSun"/>
               </w:rPr>
             </w:pPr>
-            <w:r>
-              <w:rPr>
-                <w:rFonts w:eastAsia="SimSun" w:hint="eastAsia"/>
-              </w:rPr>
-              <w:t>Nov 10</w:t>
-            </w:r>
-          </w:p>
-        </w:tc>
-        <w:tc>
-          <w:tcPr>
-            <w:tcW w:w="1535" w:type="dxa"/>
-            <w:vAlign w:val="center"/>
-          </w:tcPr>
-          <w:p>
-            <w:pPr>
-              <w:pStyle w:val="NoSpacing"/>
-              <w:jc w:val="center"/>
-              <w:rPr>
-                <w:rFonts w:eastAsia="SimSun"/>
-              </w:rPr>
-            </w:pPr>
-            <w:r>
-              <w:rPr>
-                <w:rFonts w:eastAsia="SimSun" w:hint="eastAsia"/>
-              </w:rPr>
-              <w:t>Web Ch.7</w:t>
-            </w:r>
           </w:p>
         </w:tc>
       </w:tr>
@@ -3991,9 +4525,7 @@
           </w:tcPr>
           <w:p>
             <w:pPr>
-              <w:widowControl w:val="0"/>
-              <w:autoSpaceDE w:val="0"/>
-              <w:autoSpaceDN w:val="0"/>
+              <w:pStyle w:val="NoSpacing"/>
               <w:jc w:val="center"/>
               <w:rPr>
                 <w:rFonts w:ascii="Times New Roman" w:eastAsia="Times New Roman" w:hAnsi="Times New Roman" w:cs="Times New Roman"/>
@@ -4013,7 +4545,7 @@
                 <w:sz w:val="18"/>
                 <w:lang w:eastAsia="en-US"/>
               </w:rPr>
-              <w:t>W14</w:t>
+              <w:t>W16</w:t>
             </w:r>
           </w:p>
         </w:tc>
@@ -4024,9 +4556,7 @@
           </w:tcPr>
           <w:p>
             <w:pPr>
-              <w:widowControl w:val="0"/>
-              <w:autoSpaceDE w:val="0"/>
-              <w:autoSpaceDN w:val="0"/>
+              <w:pStyle w:val="NoSpacing"/>
               <w:jc w:val="center"/>
               <w:rPr>
                 <w:rFonts w:ascii="Times New Roman" w:eastAsia="Times New Roman" w:hAnsi="Times New Roman" w:cs="Times New Roman"/>
@@ -4046,7 +4576,7 @@
                 <w:sz w:val="18"/>
                 <w:lang w:eastAsia="en-US"/>
               </w:rPr>
-              <w:t>Nov.</w:t>
+              <w:t xml:space="preserve">Dec. </w:t>
             </w:r>
             <w:r>
               <w:rPr>
@@ -4057,13 +4587,14 @@
                 <w:sz w:val="18"/>
                 <w:lang w:eastAsia="en-US"/>
               </w:rPr>
-              <w:t xml:space="preserve"> 17-21</w:t>
-            </w:r>
-          </w:p>
-        </w:tc>
-        <w:tc>
-          <w:tcPr>
-            <w:tcW w:w="1965" w:type="dxa"/>
+              <w:t>1-5</w:t>
+            </w:r>
+          </w:p>
+        </w:tc>
+        <w:tc>
+          <w:tcPr>
+            <w:tcW w:w="4765" w:type="dxa"/>
+            <w:gridSpan w:val="2"/>
             <w:vAlign w:val="center"/>
           </w:tcPr>
           <w:p>
@@ -4072,25 +4603,27 @@
               <w:jc w:val="center"/>
               <w:rPr>
                 <w:rFonts w:eastAsia="SimSun"/>
-              </w:rPr>
-            </w:pPr>
-            <w:r>
-              <w:rPr>
-                <w:rFonts w:eastAsia="SimSun"/>
-              </w:rPr>
-              <w:t xml:space="preserve">Programming </w:t>
-            </w:r>
-            <w:r>
-              <w:rPr>
-                <w:rFonts w:eastAsia="SimSun" w:hint="eastAsia"/>
-              </w:rPr>
-              <w:t>in Web GIS</w:t>
-            </w:r>
-          </w:p>
-        </w:tc>
-        <w:tc>
-          <w:tcPr>
-            <w:tcW w:w="2800" w:type="dxa"/>
+                <w:b/>
+                <w:bCs/>
+                <w:i/>
+                <w:iCs/>
+              </w:rPr>
+            </w:pPr>
+            <w:r>
+              <w:rPr>
+                <w:rFonts w:eastAsia="SimSun"/>
+                <w:b/>
+                <w:bCs/>
+                <w:i/>
+                <w:iCs/>
+              </w:rPr>
+              <w:t>Project Analysis</w:t>
+            </w:r>
+          </w:p>
+        </w:tc>
+        <w:tc>
+          <w:tcPr>
+            <w:tcW w:w="1080" w:type="dxa"/>
             <w:vAlign w:val="center"/>
           </w:tcPr>
           <w:p>
@@ -4101,17 +4634,11 @@
                 <w:rFonts w:eastAsia="SimSun"/>
               </w:rPr>
             </w:pPr>
-            <w:r>
-              <w:rPr>
-                <w:rFonts w:eastAsia="SimSun" w:hint="eastAsia"/>
-              </w:rPr>
-              <w:t>Explore programming in web</w:t>
-            </w:r>
-          </w:p>
-        </w:tc>
-        <w:tc>
-          <w:tcPr>
-            <w:tcW w:w="1080" w:type="dxa"/>
+          </w:p>
+        </w:tc>
+        <w:tc>
+          <w:tcPr>
+            <w:tcW w:w="1535" w:type="dxa"/>
             <w:vAlign w:val="center"/>
           </w:tcPr>
           <w:p>
@@ -4122,27 +4649,6 @@
                 <w:rFonts w:eastAsia="SimSun"/>
               </w:rPr>
             </w:pPr>
-          </w:p>
-        </w:tc>
-        <w:tc>
-          <w:tcPr>
-            <w:tcW w:w="1535" w:type="dxa"/>
-            <w:vAlign w:val="center"/>
-          </w:tcPr>
-          <w:p>
-            <w:pPr>
-              <w:pStyle w:val="NoSpacing"/>
-              <w:jc w:val="center"/>
-              <w:rPr>
-                <w:rFonts w:eastAsia="SimSun"/>
-              </w:rPr>
-            </w:pPr>
-            <w:r>
-              <w:rPr>
-                <w:rFonts w:eastAsia="SimSun" w:hint="eastAsia"/>
-              </w:rPr>
-              <w:t>Web Ch.10</w:t>
-            </w:r>
           </w:p>
         </w:tc>
       </w:tr>
@@ -4157,9 +4663,7 @@
           </w:tcPr>
           <w:p>
             <w:pPr>
-              <w:widowControl w:val="0"/>
-              <w:autoSpaceDE w:val="0"/>
-              <w:autoSpaceDN w:val="0"/>
+              <w:pStyle w:val="NoSpacing"/>
               <w:jc w:val="center"/>
               <w:rPr>
                 <w:rFonts w:ascii="Times New Roman" w:eastAsia="Times New Roman" w:hAnsi="Times New Roman" w:cs="Times New Roman"/>
@@ -4179,7 +4683,7 @@
                 <w:sz w:val="18"/>
                 <w:lang w:eastAsia="en-US"/>
               </w:rPr>
-              <w:t>W15</w:t>
+              <w:t>W17</w:t>
             </w:r>
           </w:p>
         </w:tc>
@@ -4190,9 +4694,7 @@
           </w:tcPr>
           <w:p>
             <w:pPr>
-              <w:widowControl w:val="0"/>
-              <w:autoSpaceDE w:val="0"/>
-              <w:autoSpaceDN w:val="0"/>
+              <w:pStyle w:val="NoSpacing"/>
               <w:jc w:val="center"/>
               <w:rPr>
                 <w:rFonts w:ascii="Times New Roman" w:eastAsia="Times New Roman" w:hAnsi="Times New Roman" w:cs="Times New Roman"/>
@@ -4212,7 +4714,7 @@
                 <w:sz w:val="18"/>
                 <w:lang w:eastAsia="en-US"/>
               </w:rPr>
-              <w:t>Nov.</w:t>
+              <w:t xml:space="preserve">Dec. </w:t>
             </w:r>
             <w:r>
               <w:rPr>
@@ -4221,235 +4723,6 @@
                 <w:bCs/>
                 <w:color w:val="7030A0"/>
                 <w:sz w:val="18"/>
-                <w:lang w:eastAsia="en-US"/>
-              </w:rPr>
-              <w:t xml:space="preserve"> 24-28</w:t>
-            </w:r>
-          </w:p>
-        </w:tc>
-        <w:tc>
-          <w:tcPr>
-            <w:tcW w:w="4765" w:type="dxa"/>
-            <w:gridSpan w:val="2"/>
-            <w:vAlign w:val="center"/>
-          </w:tcPr>
-          <w:p>
-            <w:pPr>
-              <w:pStyle w:val="NoSpacing"/>
-              <w:jc w:val="center"/>
-              <w:rPr>
-                <w:rFonts w:eastAsia="SimSun"/>
-                <w:b/>
-                <w:bCs/>
-                <w:i/>
-                <w:iCs/>
-              </w:rPr>
-            </w:pPr>
-            <w:r>
-              <w:rPr>
-                <w:rFonts w:eastAsia="SimSun"/>
-                <w:b/>
-                <w:bCs/>
-                <w:i/>
-                <w:iCs/>
-              </w:rPr>
-              <w:t>Thanksgiving Break</w:t>
-            </w:r>
-          </w:p>
-        </w:tc>
-        <w:tc>
-          <w:tcPr>
-            <w:tcW w:w="1080" w:type="dxa"/>
-            <w:vAlign w:val="center"/>
-          </w:tcPr>
-          <w:p>
-            <w:pPr>
-              <w:pStyle w:val="NoSpacing"/>
-              <w:jc w:val="center"/>
-              <w:rPr>
-                <w:rFonts w:eastAsia="SimSun"/>
-              </w:rPr>
-            </w:pPr>
-          </w:p>
-        </w:tc>
-        <w:tc>
-          <w:tcPr>
-            <w:tcW w:w="1535" w:type="dxa"/>
-            <w:vAlign w:val="center"/>
-          </w:tcPr>
-          <w:p>
-            <w:pPr>
-              <w:pStyle w:val="NoSpacing"/>
-              <w:jc w:val="center"/>
-              <w:rPr>
-                <w:rFonts w:eastAsia="SimSun"/>
-              </w:rPr>
-            </w:pPr>
-          </w:p>
-        </w:tc>
-      </w:tr>
-      <w:tr>
-        <w:trPr>
-          <w:trHeight w:hRule="exact" w:val="576"/>
-        </w:trPr>
-        <w:tc>
-          <w:tcPr>
-            <w:tcW w:w="1381" w:type="dxa"/>
-            <w:vAlign w:val="center"/>
-          </w:tcPr>
-          <w:p>
-            <w:pPr>
-              <w:pStyle w:val="NoSpacing"/>
-              <w:jc w:val="center"/>
-              <w:rPr>
-                <w:lang w:eastAsia="en-US"/>
-              </w:rPr>
-            </w:pPr>
-            <w:r>
-              <w:rPr>
-                <w:lang w:eastAsia="en-US"/>
-              </w:rPr>
-              <w:lastRenderedPageBreak/>
-              <w:t>W16</w:t>
-            </w:r>
-          </w:p>
-        </w:tc>
-        <w:tc>
-          <w:tcPr>
-            <w:tcW w:w="1319" w:type="dxa"/>
-            <w:vAlign w:val="center"/>
-          </w:tcPr>
-          <w:p>
-            <w:pPr>
-              <w:pStyle w:val="NoSpacing"/>
-              <w:jc w:val="center"/>
-              <w:rPr>
-                <w:lang w:eastAsia="en-US"/>
-              </w:rPr>
-            </w:pPr>
-            <w:r>
-              <w:rPr>
-                <w:lang w:eastAsia="en-US"/>
-              </w:rPr>
-              <w:t xml:space="preserve">Dec. </w:t>
-            </w:r>
-            <w:r>
-              <w:rPr>
-                <w:rFonts w:hint="eastAsia"/>
-                <w:lang w:eastAsia="en-US"/>
-              </w:rPr>
-              <w:t>1-5</w:t>
-            </w:r>
-          </w:p>
-        </w:tc>
-        <w:tc>
-          <w:tcPr>
-            <w:tcW w:w="4765" w:type="dxa"/>
-            <w:gridSpan w:val="2"/>
-            <w:vAlign w:val="center"/>
-          </w:tcPr>
-          <w:p>
-            <w:pPr>
-              <w:pStyle w:val="NoSpacing"/>
-              <w:jc w:val="center"/>
-              <w:rPr>
-                <w:rFonts w:eastAsia="SimSun"/>
-                <w:b/>
-                <w:bCs/>
-                <w:i/>
-                <w:iCs/>
-              </w:rPr>
-            </w:pPr>
-            <w:r>
-              <w:rPr>
-                <w:rFonts w:eastAsia="SimSun"/>
-                <w:b/>
-                <w:bCs/>
-                <w:i/>
-                <w:iCs/>
-              </w:rPr>
-              <w:t>Project Analysis</w:t>
-            </w:r>
-          </w:p>
-        </w:tc>
-        <w:tc>
-          <w:tcPr>
-            <w:tcW w:w="1080" w:type="dxa"/>
-            <w:vAlign w:val="center"/>
-          </w:tcPr>
-          <w:p>
-            <w:pPr>
-              <w:pStyle w:val="NoSpacing"/>
-              <w:jc w:val="center"/>
-              <w:rPr>
-                <w:rFonts w:eastAsia="SimSun"/>
-              </w:rPr>
-            </w:pPr>
-          </w:p>
-        </w:tc>
-        <w:tc>
-          <w:tcPr>
-            <w:tcW w:w="1535" w:type="dxa"/>
-            <w:vAlign w:val="center"/>
-          </w:tcPr>
-          <w:p>
-            <w:pPr>
-              <w:pStyle w:val="NoSpacing"/>
-              <w:jc w:val="center"/>
-              <w:rPr>
-                <w:rFonts w:eastAsia="SimSun"/>
-              </w:rPr>
-            </w:pPr>
-          </w:p>
-        </w:tc>
-      </w:tr>
-      <w:tr>
-        <w:trPr>
-          <w:trHeight w:hRule="exact" w:val="576"/>
-        </w:trPr>
-        <w:tc>
-          <w:tcPr>
-            <w:tcW w:w="1381" w:type="dxa"/>
-            <w:vAlign w:val="center"/>
-          </w:tcPr>
-          <w:p>
-            <w:pPr>
-              <w:pStyle w:val="NoSpacing"/>
-              <w:jc w:val="center"/>
-              <w:rPr>
-                <w:lang w:eastAsia="en-US"/>
-              </w:rPr>
-            </w:pPr>
-            <w:r>
-              <w:rPr>
-                <w:lang w:eastAsia="en-US"/>
-              </w:rPr>
-              <w:t>W17</w:t>
-            </w:r>
-          </w:p>
-        </w:tc>
-        <w:tc>
-          <w:tcPr>
-            <w:tcW w:w="1319" w:type="dxa"/>
-            <w:vAlign w:val="center"/>
-          </w:tcPr>
-          <w:p>
-            <w:pPr>
-              <w:pStyle w:val="NoSpacing"/>
-              <w:jc w:val="center"/>
-              <w:rPr>
-                <w:lang w:eastAsia="en-US"/>
-              </w:rPr>
-            </w:pPr>
-            <w:r>
-              <w:rPr>
-                <w:lang w:eastAsia="en-US"/>
-              </w:rPr>
-              <w:t xml:space="preserve">Dec. </w:t>
-            </w:r>
-            <w:r>
-              <w:rPr>
-                <w:rFonts w:hint="eastAsia"/>
                 <w:lang w:eastAsia="en-US"/>
               </w:rPr>
               <w:t>8-12</w:t>
@@ -4601,7 +4874,34 @@
           <w:sz w:val="24"/>
           <w:szCs w:val="24"/>
         </w:rPr>
-        <w:t xml:space="preserve">. The detailed showed in the </w:t>
+        <w:t xml:space="preserve">. The detailed </w:t>
+      </w:r>
+      <w:proofErr w:type="gramStart"/>
+      <w:r>
+        <w:rPr>
+          <w:rFonts w:ascii="Times New Roman" w:hAnsi="Times New Roman" w:cs="Times New Roman"/>
+          <w:sz w:val="24"/>
+          <w:szCs w:val="24"/>
+        </w:rPr>
+        <w:t>showed</w:t>
+      </w:r>
+      <w:proofErr w:type="gramEnd"/>
+      <w:r>
+        <w:rPr>
+          <w:rFonts w:ascii="Times New Roman" w:hAnsi="Times New Roman" w:cs="Times New Roman"/>
+          <w:sz w:val="24"/>
+          <w:szCs w:val="24"/>
+        </w:rPr>
+        <w:t xml:space="preserve"> in </w:t>
+      </w:r>
+      <w:proofErr w:type="gramStart"/>
+      <w:r>
+        <w:rPr>
+          <w:rFonts w:ascii="Times New Roman" w:hAnsi="Times New Roman" w:cs="Times New Roman"/>
+          <w:sz w:val="24"/>
+          <w:szCs w:val="24"/>
+        </w:rPr>
+        <w:t xml:space="preserve">the </w:t>
       </w:r>
       <w:r>
         <w:rPr>
@@ -4611,21 +4911,38 @@
         </w:rPr>
         <w:t>Table</w:t>
       </w:r>
-      <w:r>
-        <w:rPr>
-          <w:rFonts w:ascii="Times New Roman" w:hAnsi="Times New Roman" w:cs="Times New Roman"/>
-          <w:sz w:val="24"/>
-          <w:szCs w:val="24"/>
-        </w:rPr>
-        <w:t xml:space="preserve"> 1</w:t>
-      </w:r>
-      <w:r>
-        <w:rPr>
-          <w:rFonts w:ascii="Times New Roman" w:hAnsi="Times New Roman" w:cs="Times New Roman"/>
-          <w:sz w:val="24"/>
-          <w:szCs w:val="24"/>
-        </w:rPr>
-        <w:t xml:space="preserve"> and Table 2</w:t>
+      <w:proofErr w:type="gramEnd"/>
+      <w:r>
+        <w:rPr>
+          <w:rFonts w:ascii="Times New Roman" w:hAnsi="Times New Roman" w:cs="Times New Roman"/>
+          <w:sz w:val="24"/>
+          <w:szCs w:val="24"/>
+        </w:rPr>
+        <w:t xml:space="preserve"> </w:t>
+      </w:r>
+      <w:r>
+        <w:rPr>
+          <w:rFonts w:ascii="Times New Roman" w:hAnsi="Times New Roman" w:cs="Times New Roman"/>
+          <w:sz w:val="24"/>
+          <w:szCs w:val="24"/>
+        </w:rPr>
+        <w:t>2</w:t>
+      </w:r>
+      <w:r>
+        <w:rPr>
+          <w:rFonts w:ascii="Times New Roman" w:hAnsi="Times New Roman" w:cs="Times New Roman"/>
+          <w:sz w:val="24"/>
+          <w:szCs w:val="24"/>
+        </w:rPr>
+        <w:t xml:space="preserve"> and Table </w:t>
+      </w:r>
+      <w:r>
+        <w:rPr>
+          <w:rFonts w:ascii="Times New Roman" w:hAnsi="Times New Roman" w:cs="Times New Roman"/>
+          <w:sz w:val="24"/>
+          <w:szCs w:val="24"/>
+        </w:rPr>
+        <w:t>3</w:t>
       </w:r>
       <w:r>
         <w:rPr>
@@ -4776,7 +5093,27 @@
           <w:sz w:val="24"/>
           <w:szCs w:val="24"/>
         </w:rPr>
-        <w:t>Table 1 Grade distribution</w:t>
+        <w:t xml:space="preserve">Table </w:t>
+      </w:r>
+      <w:r>
+        <w:rPr>
+          <w:rFonts w:ascii="Times New Roman" w:hAnsi="Times New Roman" w:cs="Times New Roman"/>
+          <w:b/>
+          <w:bCs/>
+          <w:sz w:val="24"/>
+          <w:szCs w:val="24"/>
+        </w:rPr>
+        <w:t>2</w:t>
+      </w:r>
+      <w:r>
+        <w:rPr>
+          <w:rFonts w:ascii="Times New Roman" w:hAnsi="Times New Roman" w:cs="Times New Roman"/>
+          <w:b/>
+          <w:bCs/>
+          <w:sz w:val="24"/>
+          <w:szCs w:val="24"/>
+        </w:rPr>
+        <w:t xml:space="preserve"> Grade distribution</w:t>
       </w:r>
     </w:p>
     <w:tbl>
@@ -5355,7 +5692,27 @@
           <w:sz w:val="24"/>
           <w:szCs w:val="24"/>
         </w:rPr>
-        <w:t>Table 2 Grade Scale</w:t>
+        <w:t xml:space="preserve">Table </w:t>
+      </w:r>
+      <w:r>
+        <w:rPr>
+          <w:rFonts w:ascii="Times New Roman" w:hAnsi="Times New Roman" w:cs="Times New Roman"/>
+          <w:b/>
+          <w:bCs/>
+          <w:sz w:val="24"/>
+          <w:szCs w:val="24"/>
+        </w:rPr>
+        <w:t>3</w:t>
+      </w:r>
+      <w:r>
+        <w:rPr>
+          <w:rFonts w:ascii="Times New Roman" w:hAnsi="Times New Roman" w:cs="Times New Roman"/>
+          <w:b/>
+          <w:bCs/>
+          <w:sz w:val="24"/>
+          <w:szCs w:val="24"/>
+        </w:rPr>
+        <w:t xml:space="preserve"> Grade Scale</w:t>
       </w:r>
     </w:p>
     <w:tbl>
@@ -5758,6 +6115,7 @@
                 <w:sz w:val="24"/>
                 <w:szCs w:val="24"/>
               </w:rPr>
+              <w:lastRenderedPageBreak/>
               <w:t>0%- 60%</w:t>
             </w:r>
           </w:p>
@@ -5885,7 +6243,7 @@
           <w:sz w:val="24"/>
           <w:szCs w:val="24"/>
         </w:rPr>
-        <w:t>an</w:t>
+        <w:t>a</w:t>
       </w:r>
       <w:r>
         <w:rPr>
@@ -5903,7 +6261,7 @@
           <w:sz w:val="24"/>
           <w:szCs w:val="24"/>
         </w:rPr>
-        <w:t>individual</w:t>
+        <w:t>group</w:t>
       </w:r>
       <w:r>
         <w:rPr>
@@ -6253,13 +6611,23 @@
       </w:r>
       <w:r>
         <w:rPr>
-          <w:rFonts w:ascii="Times New Roman" w:hAnsi="Times New Roman" w:cs="Times New Roman"/>
+          <w:rFonts w:ascii="Times New Roman" w:hAnsi="Times New Roman" w:cs="Times New Roman" w:hint="eastAsia"/>
           <w:b/>
           <w:bCs/>
           <w:sz w:val="24"/>
           <w:szCs w:val="24"/>
         </w:rPr>
-        <w:t>3 Criteria</w:t>
+        <w:t>4</w:t>
+      </w:r>
+      <w:r>
+        <w:rPr>
+          <w:rFonts w:ascii="Times New Roman" w:hAnsi="Times New Roman" w:cs="Times New Roman"/>
+          <w:b/>
+          <w:bCs/>
+          <w:sz w:val="24"/>
+          <w:szCs w:val="24"/>
+        </w:rPr>
+        <w:t xml:space="preserve"> Criteria</w:t>
       </w:r>
     </w:p>
     <w:tbl>
@@ -6361,7 +6729,6 @@
                 <w:sz w:val="24"/>
                 <w:szCs w:val="24"/>
               </w:rPr>
-              <w:lastRenderedPageBreak/>
               <w:t>Title (&amp; your affiliation)</w:t>
             </w:r>
           </w:p>
@@ -6734,33 +7101,6 @@
         </w:tc>
       </w:tr>
     </w:tbl>
-    <w:p>
-      <w:pPr>
-        <w:spacing w:after="0" w:line="240" w:lineRule="auto"/>
-        <w:jc w:val="both"/>
-        <w:rPr>
-          <w:rFonts w:ascii="Times New Roman" w:hAnsi="Times New Roman" w:cs="Times New Roman"/>
-          <w:sz w:val="24"/>
-          <w:szCs w:val="24"/>
-        </w:rPr>
-      </w:pPr>
-      <w:r>
-        <w:rPr>
-          <w:rFonts w:ascii="Times New Roman" w:hAnsi="Times New Roman" w:cs="Times New Roman"/>
-          <w:sz w:val="24"/>
-          <w:szCs w:val="24"/>
-        </w:rPr>
-        <w:t>* See the sample peer-reviewed scientific journal, Sample paper</w:t>
-      </w:r>
-      <w:r>
-        <w:rPr>
-          <w:rFonts w:ascii="Times New Roman" w:hAnsi="Times New Roman" w:cs="Times New Roman"/>
-          <w:sz w:val="24"/>
-          <w:szCs w:val="24"/>
-        </w:rPr>
-        <w:t>.</w:t>
-      </w:r>
-    </w:p>
     <w:p>
       <w:pPr>
         <w:pStyle w:val="Heading1"/>
@@ -7114,6 +7454,7 @@
           <w:sz w:val="24"/>
           <w:szCs w:val="24"/>
         </w:rPr>
+        <w:lastRenderedPageBreak/>
         <w:t>Do not sleep in class or leave once a lecture has started</w:t>
       </w:r>
     </w:p>
@@ -7413,7 +7754,6 @@
           <w:sz w:val="24"/>
           <w:szCs w:val="24"/>
         </w:rPr>
-        <w:lastRenderedPageBreak/>
         <w:t xml:space="preserve">Please stay </w:t>
       </w:r>
       <w:r>
@@ -7621,25 +7961,7 @@
             <w:sz w:val="24"/>
             <w:szCs w:val="24"/>
           </w:rPr>
-          <w:t>http://uca.edu/my</w:t>
-        </w:r>
-        <w:r>
-          <w:rPr>
-            <w:rStyle w:val="Hyperlink"/>
-            <w:rFonts w:ascii="Times New Roman" w:hAnsi="Times New Roman" w:cs="Times New Roman"/>
-            <w:sz w:val="24"/>
-            <w:szCs w:val="24"/>
-          </w:rPr>
-          <w:t>s</w:t>
-        </w:r>
-        <w:r>
-          <w:rPr>
-            <w:rStyle w:val="Hyperlink"/>
-            <w:rFonts w:ascii="Times New Roman" w:hAnsi="Times New Roman" w:cs="Times New Roman"/>
-            <w:sz w:val="24"/>
-            <w:szCs w:val="24"/>
-          </w:rPr>
-          <w:t>afety/bep/</w:t>
+          <w:t>http://uca.edu/mysafety/bep/</w:t>
         </w:r>
       </w:hyperlink>
       <w:r>
@@ -7720,6 +8042,7 @@
         <w:pStyle w:val="Heading1"/>
       </w:pPr>
       <w:r>
+        <w:lastRenderedPageBreak/>
         <w:t>Title IX disclosure</w:t>
       </w:r>
     </w:p>
@@ -7816,6 +8139,8 @@
         <w:pStyle w:val="BodyText"/>
         <w:rPr>
           <w:rFonts w:ascii="Times New Roman" w:eastAsia="Arial" w:hAnsi="Times New Roman" w:cs="Times New Roman"/>
+          <w:b/>
+          <w:bCs/>
           <w:sz w:val="24"/>
           <w:szCs w:val="24"/>
         </w:rPr>
@@ -7837,195 +8162,44 @@
           <w:sz w:val="24"/>
           <w:szCs w:val="24"/>
         </w:rPr>
-        <w:t xml:space="preserve">Students may evaluate courses they are taking starting on Monday, </w:t>
-      </w:r>
-      <w:r>
-        <w:rPr>
-          <w:rFonts w:ascii="Times New Roman" w:hAnsi="Times New Roman" w:cs="Times New Roman" w:hint="eastAsia"/>
-          <w:b/>
-          <w:bCs/>
-          <w:sz w:val="24"/>
-          <w:szCs w:val="24"/>
-        </w:rPr>
-        <w:t>Sep</w:t>
-      </w:r>
-      <w:r>
+        <w:t xml:space="preserve">Students will receive notification about evaluations from the university. </w:t>
+      </w:r>
+    </w:p>
+    <w:p>
+      <w:pPr>
+        <w:pStyle w:val="BodyText"/>
         <w:rPr>
           <w:rFonts w:ascii="Times New Roman" w:eastAsia="Arial" w:hAnsi="Times New Roman" w:cs="Times New Roman"/>
-          <w:b/>
-          <w:bCs/>
-          <w:sz w:val="24"/>
-          <w:szCs w:val="24"/>
-        </w:rPr>
-        <w:t xml:space="preserve"> </w:t>
-      </w:r>
+          <w:sz w:val="24"/>
+          <w:szCs w:val="24"/>
+        </w:rPr>
+      </w:pPr>
       <w:r>
         <w:rPr>
           <w:rFonts w:ascii="Times New Roman" w:eastAsia="Arial" w:hAnsi="Times New Roman" w:cs="Times New Roman"/>
-          <w:b/>
-          <w:bCs/>
-          <w:sz w:val="24"/>
-          <w:szCs w:val="24"/>
-        </w:rPr>
-        <w:t>2</w:t>
-      </w:r>
-      <w:r>
-        <w:rPr>
-          <w:rFonts w:ascii="Times New Roman" w:hAnsi="Times New Roman" w:cs="Times New Roman" w:hint="eastAsia"/>
-          <w:b/>
-          <w:bCs/>
-          <w:sz w:val="24"/>
-          <w:szCs w:val="24"/>
-        </w:rPr>
-        <w:t>2</w:t>
-      </w:r>
-      <w:proofErr w:type="gramStart"/>
+          <w:sz w:val="24"/>
+          <w:szCs w:val="24"/>
+        </w:rPr>
+        <w:t>*</w:t>
+      </w:r>
       <w:r>
         <w:rPr>
           <w:rFonts w:ascii="Times New Roman" w:eastAsia="Arial" w:hAnsi="Times New Roman" w:cs="Times New Roman"/>
-          <w:b/>
-          <w:bCs/>
-          <w:sz w:val="24"/>
-          <w:szCs w:val="24"/>
-        </w:rPr>
-        <w:t xml:space="preserve"> </w:t>
-      </w:r>
-      <w:r>
+          <w:sz w:val="24"/>
+          <w:szCs w:val="24"/>
+        </w:rPr>
+        <w:t>The instructor reserves the right to amend the syllabus, including assignments, schedules, and policies, at any time during the semester as deemed necessary.</w:t>
+      </w:r>
+    </w:p>
+    <w:p>
+      <w:pPr>
+        <w:pStyle w:val="BodyText"/>
         <w:rPr>
           <w:rFonts w:ascii="Times New Roman" w:eastAsia="Arial" w:hAnsi="Times New Roman" w:cs="Times New Roman"/>
-          <w:b/>
-          <w:bCs/>
-          <w:sz w:val="24"/>
-          <w:szCs w:val="24"/>
-        </w:rPr>
-        <w:lastRenderedPageBreak/>
-        <w:t>202</w:t>
-      </w:r>
-      <w:r>
-        <w:rPr>
-          <w:rFonts w:ascii="Times New Roman" w:hAnsi="Times New Roman" w:cs="Times New Roman" w:hint="eastAsia"/>
-          <w:b/>
-          <w:bCs/>
-          <w:sz w:val="24"/>
-          <w:szCs w:val="24"/>
-        </w:rPr>
-        <w:t>5</w:t>
-      </w:r>
-      <w:proofErr w:type="gramEnd"/>
-      <w:r>
-        <w:rPr>
-          <w:rFonts w:ascii="Times New Roman" w:eastAsia="Arial" w:hAnsi="Times New Roman" w:cs="Times New Roman"/>
-          <w:b/>
-          <w:bCs/>
-          <w:sz w:val="24"/>
-          <w:szCs w:val="24"/>
-        </w:rPr>
-        <w:t xml:space="preserve">, through </w:t>
-      </w:r>
-      <w:r>
-        <w:rPr>
-          <w:rFonts w:ascii="Times New Roman" w:hAnsi="Times New Roman" w:cs="Times New Roman" w:hint="eastAsia"/>
-          <w:b/>
-          <w:bCs/>
-          <w:sz w:val="24"/>
-          <w:szCs w:val="24"/>
-        </w:rPr>
-        <w:t>Thursday</w:t>
-      </w:r>
-      <w:r>
-        <w:rPr>
-          <w:rFonts w:ascii="Times New Roman" w:eastAsia="Arial" w:hAnsi="Times New Roman" w:cs="Times New Roman"/>
-          <w:b/>
-          <w:bCs/>
-          <w:sz w:val="24"/>
-          <w:szCs w:val="24"/>
-        </w:rPr>
-        <w:t>, Dec 1</w:t>
-      </w:r>
-      <w:r>
-        <w:rPr>
-          <w:rFonts w:ascii="Times New Roman" w:eastAsia="Arial" w:hAnsi="Times New Roman" w:cs="Times New Roman"/>
-          <w:b/>
-          <w:bCs/>
-          <w:sz w:val="24"/>
-          <w:szCs w:val="24"/>
-        </w:rPr>
-        <w:t>8</w:t>
-      </w:r>
-      <w:r>
-        <w:rPr>
-          <w:rFonts w:ascii="Times New Roman" w:eastAsia="Arial" w:hAnsi="Times New Roman" w:cs="Times New Roman"/>
-          <w:b/>
-          <w:bCs/>
-          <w:sz w:val="24"/>
-          <w:szCs w:val="24"/>
-        </w:rPr>
-        <w:t xml:space="preserve">, </w:t>
-      </w:r>
-      <w:proofErr w:type="gramStart"/>
-      <w:r>
-        <w:rPr>
-          <w:rFonts w:ascii="Times New Roman" w:eastAsia="Arial" w:hAnsi="Times New Roman" w:cs="Times New Roman"/>
-          <w:b/>
-          <w:bCs/>
-          <w:sz w:val="24"/>
-          <w:szCs w:val="24"/>
-        </w:rPr>
-        <w:t>20</w:t>
-      </w:r>
-      <w:r>
-        <w:rPr>
-          <w:rFonts w:ascii="Times New Roman" w:eastAsia="Arial" w:hAnsi="Times New Roman" w:cs="Times New Roman"/>
-          <w:b/>
-          <w:bCs/>
-          <w:sz w:val="24"/>
-          <w:szCs w:val="24"/>
-        </w:rPr>
-        <w:t>2</w:t>
-      </w:r>
-      <w:r>
-        <w:rPr>
-          <w:rFonts w:ascii="Times New Roman" w:hAnsi="Times New Roman" w:cs="Times New Roman" w:hint="eastAsia"/>
-          <w:b/>
-          <w:bCs/>
-          <w:sz w:val="24"/>
-          <w:szCs w:val="24"/>
-        </w:rPr>
-        <w:t>5</w:t>
-      </w:r>
-      <w:proofErr w:type="gramEnd"/>
-      <w:r>
-        <w:rPr>
-          <w:rFonts w:ascii="Times New Roman" w:eastAsia="Arial" w:hAnsi="Times New Roman" w:cs="Times New Roman"/>
-          <w:b/>
-          <w:bCs/>
-          <w:sz w:val="24"/>
-          <w:szCs w:val="24"/>
-        </w:rPr>
-        <w:t xml:space="preserve"> by logging in to </w:t>
-      </w:r>
-      <w:proofErr w:type="spellStart"/>
-      <w:r>
-        <w:rPr>
-          <w:rFonts w:ascii="Times New Roman" w:eastAsia="Arial" w:hAnsi="Times New Roman" w:cs="Times New Roman"/>
-          <w:b/>
-          <w:bCs/>
-          <w:sz w:val="24"/>
-          <w:szCs w:val="24"/>
-        </w:rPr>
-        <w:t>myUCA</w:t>
-      </w:r>
-      <w:proofErr w:type="spellEnd"/>
-      <w:r>
-        <w:rPr>
-          <w:rFonts w:ascii="Times New Roman" w:eastAsia="Arial" w:hAnsi="Times New Roman" w:cs="Times New Roman"/>
-          <w:b/>
-          <w:bCs/>
-          <w:sz w:val="24"/>
-          <w:szCs w:val="24"/>
-        </w:rPr>
-        <w:t xml:space="preserve"> and clicking on the Course Evaluations task.</w:t>
-      </w:r>
+          <w:sz w:val="24"/>
+          <w:szCs w:val="24"/>
+        </w:rPr>
+      </w:pPr>
     </w:p>
     <w:bookmarkEnd w:id="2"/>
     <w:p>
@@ -8167,10 +8341,7 @@
       <w:jc w:val="center"/>
     </w:pPr>
     <w:r>
-      <w:t>GEOG 3319</w:t>
-    </w:r>
-    <w:r>
-      <w:t xml:space="preserve"> Fall 2025 </w:t>
+      <w:t xml:space="preserve">GEOG 3319 Fall 2025 </w:t>
     </w:r>
   </w:p>
 </w:hdr>
@@ -8179,6 +8350,118 @@
 <file path=word/numbering.xml><?xml version="1.0" encoding="utf-8"?>
 <w:numbering xmlns:wpc="http://schemas.microsoft.com/office/word/2010/wordprocessingCanvas" xmlns:cx="http://schemas.microsoft.com/office/drawing/2014/chartex" xmlns:cx1="http://schemas.microsoft.com/office/drawing/2015/9/8/chartex" xmlns:cx2="http://schemas.microsoft.com/office/drawing/2015/10/21/chartex" xmlns:cx3="http://schemas.microsoft.com/office/drawing/2016/5/9/chartex" xmlns:cx4="http://schemas.microsoft.com/office/drawing/2016/5/10/chartex" xmlns:cx5="http://schemas.microsoft.com/office/drawing/2016/5/11/chartex" xmlns:cx6="http://schemas.microsoft.com/office/drawing/2016/5/12/chartex" xmlns:cx7="http://schemas.microsoft.com/office/drawing/2016/5/13/chartex" xmlns:cx8="http://schemas.microsoft.com/office/drawing/2016/5/14/chartex" xmlns:mc="http://schemas.openxmlformats.org/markup-compatibility/2006" xmlns:aink="http://schemas.microsoft.com/office/drawing/2016/ink" xmlns:am3d="http://schemas.microsoft.com/office/drawing/2017/model3d" xmlns:o="urn:schemas-microsoft-com:office:office" xmlns:oel="http://schemas.microsoft.com/office/2019/extlst" xmlns:r="http://schemas.openxmlformats.org/officeDocument/2006/relationships" xmlns:m="http://schemas.openxmlformats.org/officeDocument/2006/math" xmlns:v="urn:schemas-microsoft-com:vml" xmlns:wp14="http://schemas.microsoft.com/office/word/2010/wordprocessingDrawing" xmlns:wp="http://schemas.openxmlformats.org/drawingml/2006/wordprocessingDrawing" xmlns:w10="urn:schemas-microsoft-com:office:word" xmlns:w="http://schemas.openxmlformats.org/wordprocessingml/2006/main" xmlns:w14="http://schemas.microsoft.com/office/word/2010/wordml" xmlns:w15="http://schemas.microsoft.com/office/word/2012/wordml" xmlns:w16cex="http://schemas.microsoft.com/office/word/2018/wordml/cex" xmlns:w16cid="http://schemas.microsoft.com/office/word/2016/wordml/cid" xmlns:w16="http://schemas.microsoft.com/office/word/2018/wordml" xmlns:w16du="http://schemas.microsoft.com/office/word/2023/wordml/word16du" xmlns:w16sdtdh="http://schemas.microsoft.com/office/word/2020/wordml/sdtdatahash" xmlns:w16sdtfl="http://schemas.microsoft.com/office/word/2024/wordml/sdtformatlock" xmlns:w16se="http://schemas.microsoft.com/office/word/2015/wordml/symex" xmlns:wpg="http://schemas.microsoft.com/office/word/2010/wordprocessingGroup" xmlns:wpi="http://schemas.microsoft.com/office/word/2010/wordprocessingInk" xmlns:wne="http://schemas.microsoft.com/office/word/2006/wordml" xmlns:wps="http://schemas.microsoft.com/office/word/2010/wordprocessingShape" mc:Ignorable="w14 w15 w16se w16cid w16 w16cex w16sdtdh w16sdtfl w16du wp14">
   <w:abstractNum w:abstractNumId="0" w15:restartNumberingAfterBreak="0">
+    <w:nsid w:val="18E96567"/>
+    <w:multiLevelType w:val="hybridMultilevel"/>
+    <w:tmpl w:val="5CCA2394"/>
+    <w:lvl w:ilvl="0" w:tplc="C700CA10">
+      <w:numFmt w:val="bullet"/>
+      <w:lvlText w:val=""/>
+      <w:lvlJc w:val="left"/>
+      <w:pPr>
+        <w:ind w:left="720" w:hanging="360"/>
+      </w:pPr>
+      <w:rPr>
+        <w:rFonts w:ascii="Symbol" w:eastAsia="Arial" w:hAnsi="Symbol" w:cs="Times New Roman" w:hint="default"/>
+      </w:rPr>
+    </w:lvl>
+    <w:lvl w:ilvl="1" w:tplc="04090003" w:tentative="1">
+      <w:start w:val="1"/>
+      <w:numFmt w:val="bullet"/>
+      <w:lvlText w:val="o"/>
+      <w:lvlJc w:val="left"/>
+      <w:pPr>
+        <w:ind w:left="1440" w:hanging="360"/>
+      </w:pPr>
+      <w:rPr>
+        <w:rFonts w:ascii="Courier New" w:hAnsi="Courier New" w:cs="Courier New" w:hint="default"/>
+      </w:rPr>
+    </w:lvl>
+    <w:lvl w:ilvl="2" w:tplc="04090005" w:tentative="1">
+      <w:start w:val="1"/>
+      <w:numFmt w:val="bullet"/>
+      <w:lvlText w:val=""/>
+      <w:lvlJc w:val="left"/>
+      <w:pPr>
+        <w:ind w:left="2160" w:hanging="360"/>
+      </w:pPr>
+      <w:rPr>
+        <w:rFonts w:ascii="Wingdings" w:hAnsi="Wingdings" w:hint="default"/>
+      </w:rPr>
+    </w:lvl>
+    <w:lvl w:ilvl="3" w:tplc="04090001" w:tentative="1">
+      <w:start w:val="1"/>
+      <w:numFmt w:val="bullet"/>
+      <w:lvlText w:val=""/>
+      <w:lvlJc w:val="left"/>
+      <w:pPr>
+        <w:ind w:left="2880" w:hanging="360"/>
+      </w:pPr>
+      <w:rPr>
+        <w:rFonts w:ascii="Symbol" w:hAnsi="Symbol" w:hint="default"/>
+      </w:rPr>
+    </w:lvl>
+    <w:lvl w:ilvl="4" w:tplc="04090003" w:tentative="1">
+      <w:start w:val="1"/>
+      <w:numFmt w:val="bullet"/>
+      <w:lvlText w:val="o"/>
+      <w:lvlJc w:val="left"/>
+      <w:pPr>
+        <w:ind w:left="3600" w:hanging="360"/>
+      </w:pPr>
+      <w:rPr>
+        <w:rFonts w:ascii="Courier New" w:hAnsi="Courier New" w:cs="Courier New" w:hint="default"/>
+      </w:rPr>
+    </w:lvl>
+    <w:lvl w:ilvl="5" w:tplc="04090005" w:tentative="1">
+      <w:start w:val="1"/>
+      <w:numFmt w:val="bullet"/>
+      <w:lvlText w:val=""/>
+      <w:lvlJc w:val="left"/>
+      <w:pPr>
+        <w:ind w:left="4320" w:hanging="360"/>
+      </w:pPr>
+      <w:rPr>
+        <w:rFonts w:ascii="Wingdings" w:hAnsi="Wingdings" w:hint="default"/>
+      </w:rPr>
+    </w:lvl>
+    <w:lvl w:ilvl="6" w:tplc="04090001" w:tentative="1">
+      <w:start w:val="1"/>
+      <w:numFmt w:val="bullet"/>
+      <w:lvlText w:val=""/>
+      <w:lvlJc w:val="left"/>
+      <w:pPr>
+        <w:ind w:left="5040" w:hanging="360"/>
+      </w:pPr>
+      <w:rPr>
+        <w:rFonts w:ascii="Symbol" w:hAnsi="Symbol" w:hint="default"/>
+      </w:rPr>
+    </w:lvl>
+    <w:lvl w:ilvl="7" w:tplc="04090003" w:tentative="1">
+      <w:start w:val="1"/>
+      <w:numFmt w:val="bullet"/>
+      <w:lvlText w:val="o"/>
+      <w:lvlJc w:val="left"/>
+      <w:pPr>
+        <w:ind w:left="5760" w:hanging="360"/>
+      </w:pPr>
+      <w:rPr>
+        <w:rFonts w:ascii="Courier New" w:hAnsi="Courier New" w:cs="Courier New" w:hint="default"/>
+      </w:rPr>
+    </w:lvl>
+    <w:lvl w:ilvl="8" w:tplc="04090005" w:tentative="1">
+      <w:start w:val="1"/>
+      <w:numFmt w:val="bullet"/>
+      <w:lvlText w:val=""/>
+      <w:lvlJc w:val="left"/>
+      <w:pPr>
+        <w:ind w:left="6480" w:hanging="360"/>
+      </w:pPr>
+      <w:rPr>
+        <w:rFonts w:ascii="Wingdings" w:hAnsi="Wingdings" w:hint="default"/>
+      </w:rPr>
+    </w:lvl>
+  </w:abstractNum>
+  <w:abstractNum w:abstractNumId="1" w15:restartNumberingAfterBreak="0">
     <w:nsid w:val="1E6B18FC"/>
     <w:multiLevelType w:val="hybridMultilevel"/>
     <w:tmpl w:val="4F5E514A"/>
@@ -8268,7 +8551,7 @@
       </w:pPr>
     </w:lvl>
   </w:abstractNum>
-  <w:abstractNum w:abstractNumId="1" w15:restartNumberingAfterBreak="0">
+  <w:abstractNum w:abstractNumId="2" w15:restartNumberingAfterBreak="0">
     <w:nsid w:val="2CE4545D"/>
     <w:multiLevelType w:val="hybridMultilevel"/>
     <w:tmpl w:val="DD6AC9FE"/>
@@ -8357,7 +8640,7 @@
       </w:pPr>
     </w:lvl>
   </w:abstractNum>
-  <w:abstractNum w:abstractNumId="2" w15:restartNumberingAfterBreak="0">
+  <w:abstractNum w:abstractNumId="3" w15:restartNumberingAfterBreak="0">
     <w:nsid w:val="4AEC0B01"/>
     <w:multiLevelType w:val="hybridMultilevel"/>
     <w:tmpl w:val="D01C7FEA"/>
@@ -8470,7 +8753,7 @@
       </w:rPr>
     </w:lvl>
   </w:abstractNum>
-  <w:abstractNum w:abstractNumId="3" w15:restartNumberingAfterBreak="0">
+  <w:abstractNum w:abstractNumId="4" w15:restartNumberingAfterBreak="0">
     <w:nsid w:val="50AB6DC6"/>
     <w:multiLevelType w:val="hybridMultilevel"/>
     <w:tmpl w:val="239C8CC4"/>
@@ -8559,7 +8842,7 @@
       </w:pPr>
     </w:lvl>
   </w:abstractNum>
-  <w:abstractNum w:abstractNumId="4" w15:restartNumberingAfterBreak="0">
+  <w:abstractNum w:abstractNumId="5" w15:restartNumberingAfterBreak="0">
     <w:nsid w:val="5123619C"/>
     <w:multiLevelType w:val="hybridMultilevel"/>
     <w:tmpl w:val="6A18B01E"/>
@@ -8647,7 +8930,7 @@
       </w:pPr>
     </w:lvl>
   </w:abstractNum>
-  <w:abstractNum w:abstractNumId="5" w15:restartNumberingAfterBreak="0">
+  <w:abstractNum w:abstractNumId="6" w15:restartNumberingAfterBreak="0">
     <w:nsid w:val="598F00EF"/>
     <w:multiLevelType w:val="hybridMultilevel"/>
     <w:tmpl w:val="F57C2C42"/>
@@ -8761,7 +9044,7 @@
       </w:rPr>
     </w:lvl>
   </w:abstractNum>
-  <w:abstractNum w:abstractNumId="6" w15:restartNumberingAfterBreak="0">
+  <w:abstractNum w:abstractNumId="7" w15:restartNumberingAfterBreak="0">
     <w:nsid w:val="67F61860"/>
     <w:multiLevelType w:val="hybridMultilevel"/>
     <w:tmpl w:val="2F1CD152"/>
@@ -8850,26 +9133,144 @@
       </w:pPr>
     </w:lvl>
   </w:abstractNum>
+  <w:abstractNum w:abstractNumId="8" w15:restartNumberingAfterBreak="0">
+    <w:nsid w:val="741227A0"/>
+    <w:multiLevelType w:val="hybridMultilevel"/>
+    <w:tmpl w:val="C68C6D4E"/>
+    <w:lvl w:ilvl="0" w:tplc="37E4A454">
+      <w:numFmt w:val="bullet"/>
+      <w:lvlText w:val=""/>
+      <w:lvlJc w:val="left"/>
+      <w:pPr>
+        <w:ind w:left="720" w:hanging="360"/>
+      </w:pPr>
+      <w:rPr>
+        <w:rFonts w:ascii="Symbol" w:eastAsia="Arial" w:hAnsi="Symbol" w:cs="Times New Roman" w:hint="default"/>
+      </w:rPr>
+    </w:lvl>
+    <w:lvl w:ilvl="1" w:tplc="04090003" w:tentative="1">
+      <w:start w:val="1"/>
+      <w:numFmt w:val="bullet"/>
+      <w:lvlText w:val="o"/>
+      <w:lvlJc w:val="left"/>
+      <w:pPr>
+        <w:ind w:left="1440" w:hanging="360"/>
+      </w:pPr>
+      <w:rPr>
+        <w:rFonts w:ascii="Courier New" w:hAnsi="Courier New" w:cs="Courier New" w:hint="default"/>
+      </w:rPr>
+    </w:lvl>
+    <w:lvl w:ilvl="2" w:tplc="04090005" w:tentative="1">
+      <w:start w:val="1"/>
+      <w:numFmt w:val="bullet"/>
+      <w:lvlText w:val=""/>
+      <w:lvlJc w:val="left"/>
+      <w:pPr>
+        <w:ind w:left="2160" w:hanging="360"/>
+      </w:pPr>
+      <w:rPr>
+        <w:rFonts w:ascii="Wingdings" w:hAnsi="Wingdings" w:hint="default"/>
+      </w:rPr>
+    </w:lvl>
+    <w:lvl w:ilvl="3" w:tplc="04090001" w:tentative="1">
+      <w:start w:val="1"/>
+      <w:numFmt w:val="bullet"/>
+      <w:lvlText w:val=""/>
+      <w:lvlJc w:val="left"/>
+      <w:pPr>
+        <w:ind w:left="2880" w:hanging="360"/>
+      </w:pPr>
+      <w:rPr>
+        <w:rFonts w:ascii="Symbol" w:hAnsi="Symbol" w:hint="default"/>
+      </w:rPr>
+    </w:lvl>
+    <w:lvl w:ilvl="4" w:tplc="04090003" w:tentative="1">
+      <w:start w:val="1"/>
+      <w:numFmt w:val="bullet"/>
+      <w:lvlText w:val="o"/>
+      <w:lvlJc w:val="left"/>
+      <w:pPr>
+        <w:ind w:left="3600" w:hanging="360"/>
+      </w:pPr>
+      <w:rPr>
+        <w:rFonts w:ascii="Courier New" w:hAnsi="Courier New" w:cs="Courier New" w:hint="default"/>
+      </w:rPr>
+    </w:lvl>
+    <w:lvl w:ilvl="5" w:tplc="04090005" w:tentative="1">
+      <w:start w:val="1"/>
+      <w:numFmt w:val="bullet"/>
+      <w:lvlText w:val=""/>
+      <w:lvlJc w:val="left"/>
+      <w:pPr>
+        <w:ind w:left="4320" w:hanging="360"/>
+      </w:pPr>
+      <w:rPr>
+        <w:rFonts w:ascii="Wingdings" w:hAnsi="Wingdings" w:hint="default"/>
+      </w:rPr>
+    </w:lvl>
+    <w:lvl w:ilvl="6" w:tplc="04090001" w:tentative="1">
+      <w:start w:val="1"/>
+      <w:numFmt w:val="bullet"/>
+      <w:lvlText w:val=""/>
+      <w:lvlJc w:val="left"/>
+      <w:pPr>
+        <w:ind w:left="5040" w:hanging="360"/>
+      </w:pPr>
+      <w:rPr>
+        <w:rFonts w:ascii="Symbol" w:hAnsi="Symbol" w:hint="default"/>
+      </w:rPr>
+    </w:lvl>
+    <w:lvl w:ilvl="7" w:tplc="04090003" w:tentative="1">
+      <w:start w:val="1"/>
+      <w:numFmt w:val="bullet"/>
+      <w:lvlText w:val="o"/>
+      <w:lvlJc w:val="left"/>
+      <w:pPr>
+        <w:ind w:left="5760" w:hanging="360"/>
+      </w:pPr>
+      <w:rPr>
+        <w:rFonts w:ascii="Courier New" w:hAnsi="Courier New" w:cs="Courier New" w:hint="default"/>
+      </w:rPr>
+    </w:lvl>
+    <w:lvl w:ilvl="8" w:tplc="04090005" w:tentative="1">
+      <w:start w:val="1"/>
+      <w:numFmt w:val="bullet"/>
+      <w:lvlText w:val=""/>
+      <w:lvlJc w:val="left"/>
+      <w:pPr>
+        <w:ind w:left="6480" w:hanging="360"/>
+      </w:pPr>
+      <w:rPr>
+        <w:rFonts w:ascii="Wingdings" w:hAnsi="Wingdings" w:hint="default"/>
+      </w:rPr>
+    </w:lvl>
+  </w:abstractNum>
   <w:num w:numId="1" w16cid:durableId="391394288">
+    <w:abstractNumId w:val="2"/>
+  </w:num>
+  <w:num w:numId="2" w16cid:durableId="636883947">
+    <w:abstractNumId w:val="3"/>
+  </w:num>
+  <w:num w:numId="3" w16cid:durableId="1878927957">
+    <w:abstractNumId w:val="5"/>
+  </w:num>
+  <w:num w:numId="4" w16cid:durableId="1969973420">
+    <w:abstractNumId w:val="4"/>
+  </w:num>
+  <w:num w:numId="5" w16cid:durableId="1234312188">
+    <w:abstractNumId w:val="7"/>
+  </w:num>
+  <w:num w:numId="6" w16cid:durableId="581840460">
     <w:abstractNumId w:val="1"/>
   </w:num>
-  <w:num w:numId="2" w16cid:durableId="636883947">
-    <w:abstractNumId w:val="2"/>
-  </w:num>
-  <w:num w:numId="3" w16cid:durableId="1878927957">
-    <w:abstractNumId w:val="4"/>
-  </w:num>
-  <w:num w:numId="4" w16cid:durableId="1969973420">
-    <w:abstractNumId w:val="3"/>
-  </w:num>
-  <w:num w:numId="5" w16cid:durableId="1234312188">
+  <w:num w:numId="7" w16cid:durableId="693846619">
     <w:abstractNumId w:val="6"/>
   </w:num>
-  <w:num w:numId="6" w16cid:durableId="581840460">
+  <w:num w:numId="8" w16cid:durableId="463155425">
     <w:abstractNumId w:val="0"/>
   </w:num>
-  <w:num w:numId="7" w16cid:durableId="693846619">
-    <w:abstractNumId w:val="5"/>
+  <w:num w:numId="9" w16cid:durableId="1693608984">
+    <w:abstractNumId w:val="8"/>
   </w:num>
 </w:numbering>
 </file>

--- a/docs/Content/Fall2025_Field_Tech_Wu.docx
+++ b/docs/Content/Fall2025_Field_Tech_Wu.docx
@@ -74,7 +74,6 @@
           <w:szCs w:val="24"/>
         </w:rPr>
       </w:pPr>
-      <w:proofErr w:type="gramStart"/>
       <w:r>
         <w:rPr>
           <w:rFonts w:ascii="Times New Roman" w:hAnsi="Times New Roman" w:cs="Times New Roman" w:hint="eastAsia"/>
@@ -99,16 +98,7 @@
           <w:sz w:val="24"/>
           <w:szCs w:val="24"/>
         </w:rPr>
-        <w:t>Geography</w:t>
-      </w:r>
-      <w:proofErr w:type="gramEnd"/>
-      <w:r>
-        <w:rPr>
-          <w:rFonts w:ascii="Times New Roman" w:hAnsi="Times New Roman" w:cs="Times New Roman"/>
-          <w:sz w:val="24"/>
-          <w:szCs w:val="24"/>
-        </w:rPr>
-        <w:t xml:space="preserve"> (GEOG) </w:t>
+        <w:t xml:space="preserve">Geography (GEOG) </w:t>
       </w:r>
       <w:r>
         <w:rPr>
@@ -347,7 +337,13 @@
         <w:spacing w:after="0" w:line="240" w:lineRule="auto"/>
       </w:pPr>
       <w:r>
-        <w:t>Office Hours: TR 10:00- 11:50 am</w:t>
+        <w:t xml:space="preserve">Office Hours: </w:t>
+      </w:r>
+      <w:r>
+        <w:t>MW</w:t>
+      </w:r>
+      <w:r>
+        <w:t xml:space="preserve"> 10:00- 11:50 am</w:t>
       </w:r>
     </w:p>
     <w:p>
@@ -506,18 +502,8 @@
           <w:sz w:val="24"/>
           <w:szCs w:val="24"/>
         </w:rPr>
-        <w:t xml:space="preserve"> </w:t>
-      </w:r>
-      <w:proofErr w:type="spellStart"/>
-      <w:r>
-        <w:rPr>
-          <w:rFonts w:ascii="Times New Roman" w:hAnsi="Times New Roman" w:cs="Times New Roman" w:hint="eastAsia"/>
-          <w:sz w:val="24"/>
-          <w:szCs w:val="24"/>
-        </w:rPr>
-        <w:t>StoryMap</w:t>
-      </w:r>
-      <w:proofErr w:type="spellEnd"/>
+        <w:t xml:space="preserve"> StoryMap</w:t>
+      </w:r>
       <w:r>
         <w:rPr>
           <w:rFonts w:ascii="Times New Roman" w:hAnsi="Times New Roman" w:cs="Times New Roman"/>
@@ -833,18 +819,8 @@
           <w:szCs w:val="24"/>
         </w:rPr>
         <w:lastRenderedPageBreak/>
-        <w:t xml:space="preserve">Create multiple dynamic maps using ArcGIS </w:t>
-      </w:r>
-      <w:proofErr w:type="spellStart"/>
-      <w:r>
-        <w:rPr>
-          <w:rFonts w:ascii="Times New Roman" w:hAnsi="Times New Roman" w:cs="Times New Roman"/>
-          <w:sz w:val="24"/>
-          <w:szCs w:val="24"/>
-        </w:rPr>
-        <w:t>StoryMaps</w:t>
-      </w:r>
-      <w:proofErr w:type="spellEnd"/>
+        <w:t>Create multiple dynamic maps using ArcGIS StoryMaps</w:t>
+      </w:r>
       <w:r>
         <w:rPr>
           <w:rFonts w:ascii="Times New Roman" w:hAnsi="Times New Roman" w:cs="Times New Roman"/>
@@ -1133,7 +1109,6 @@
         </w:rPr>
         <w:t xml:space="preserve">by </w:t>
       </w:r>
-      <w:proofErr w:type="spellStart"/>
       <w:r>
         <w:rPr>
           <w:rFonts w:ascii="Times New Roman" w:hAnsi="Times New Roman" w:cs="Times New Roman"/>
@@ -1142,18 +1117,7 @@
           <w:sz w:val="24"/>
           <w:szCs w:val="24"/>
         </w:rPr>
-        <w:t>Pinde</w:t>
-      </w:r>
-      <w:proofErr w:type="spellEnd"/>
-      <w:r>
-        <w:rPr>
-          <w:rFonts w:ascii="Times New Roman" w:hAnsi="Times New Roman" w:cs="Times New Roman"/>
-          <w:i/>
-          <w:iCs/>
-          <w:sz w:val="24"/>
-          <w:szCs w:val="24"/>
-        </w:rPr>
-        <w:t xml:space="preserve"> Fu</w:t>
+        <w:t>Pinde Fu</w:t>
       </w:r>
       <w:r>
         <w:rPr>
@@ -1211,29 +1175,7 @@
           <w:sz w:val="24"/>
           <w:szCs w:val="24"/>
         </w:rPr>
-        <w:t xml:space="preserve">Getting to Know Web GIS, by </w:t>
-      </w:r>
-      <w:proofErr w:type="spellStart"/>
-      <w:r>
-        <w:rPr>
-          <w:rFonts w:ascii="Times New Roman" w:hAnsi="Times New Roman" w:cs="Times New Roman"/>
-          <w:i/>
-          <w:iCs/>
-          <w:sz w:val="24"/>
-          <w:szCs w:val="24"/>
-        </w:rPr>
-        <w:t>Pinde</w:t>
-      </w:r>
-      <w:proofErr w:type="spellEnd"/>
-      <w:r>
-        <w:rPr>
-          <w:rFonts w:ascii="Times New Roman" w:hAnsi="Times New Roman" w:cs="Times New Roman"/>
-          <w:i/>
-          <w:iCs/>
-          <w:sz w:val="24"/>
-          <w:szCs w:val="24"/>
-        </w:rPr>
-        <w:t xml:space="preserve"> Fu</w:t>
+        <w:t>Getting to Know Web GIS, by Pinde Fu</w:t>
       </w:r>
       <w:r>
         <w:rPr>
@@ -2723,7 +2665,13 @@
               <w:rPr>
                 <w:rFonts w:eastAsia="SimSun" w:hint="eastAsia"/>
               </w:rPr>
-              <w:t>Mobile Ch.2</w:t>
+              <w:t>Mobile Ch.</w:t>
+            </w:r>
+            <w:r>
+              <w:rPr>
+                <w:rFonts w:eastAsia="SimSun"/>
+              </w:rPr>
+              <w:t>7</w:t>
             </w:r>
           </w:p>
         </w:tc>
@@ -2907,12 +2855,6 @@
                 <w:rFonts w:eastAsia="SimSun"/>
               </w:rPr>
             </w:pPr>
-            <w:r>
-              <w:rPr>
-                <w:rFonts w:eastAsia="SimSun" w:hint="eastAsia"/>
-              </w:rPr>
-              <w:t>Mobile Ch.4</w:t>
-            </w:r>
           </w:p>
         </w:tc>
       </w:tr>
@@ -3084,12 +3026,6 @@
                 <w:rFonts w:eastAsia="SimSun"/>
               </w:rPr>
             </w:pPr>
-            <w:r>
-              <w:rPr>
-                <w:rFonts w:eastAsia="SimSun" w:hint="eastAsia"/>
-              </w:rPr>
-              <w:t>Mobile Ch.6</w:t>
-            </w:r>
           </w:p>
         </w:tc>
       </w:tr>
@@ -3256,12 +3192,6 @@
                 <w:rFonts w:eastAsia="SimSun"/>
               </w:rPr>
             </w:pPr>
-            <w:r>
-              <w:rPr>
-                <w:rFonts w:eastAsia="SimSun" w:hint="eastAsia"/>
-              </w:rPr>
-              <w:t>Mobile Ch.7</w:t>
-            </w:r>
           </w:p>
         </w:tc>
       </w:tr>
@@ -4874,34 +4804,7 @@
           <w:sz w:val="24"/>
           <w:szCs w:val="24"/>
         </w:rPr>
-        <w:t xml:space="preserve">. The detailed </w:t>
-      </w:r>
-      <w:proofErr w:type="gramStart"/>
-      <w:r>
-        <w:rPr>
-          <w:rFonts w:ascii="Times New Roman" w:hAnsi="Times New Roman" w:cs="Times New Roman"/>
-          <w:sz w:val="24"/>
-          <w:szCs w:val="24"/>
-        </w:rPr>
-        <w:t>showed</w:t>
-      </w:r>
-      <w:proofErr w:type="gramEnd"/>
-      <w:r>
-        <w:rPr>
-          <w:rFonts w:ascii="Times New Roman" w:hAnsi="Times New Roman" w:cs="Times New Roman"/>
-          <w:sz w:val="24"/>
-          <w:szCs w:val="24"/>
-        </w:rPr>
-        <w:t xml:space="preserve"> in </w:t>
-      </w:r>
-      <w:proofErr w:type="gramStart"/>
-      <w:r>
-        <w:rPr>
-          <w:rFonts w:ascii="Times New Roman" w:hAnsi="Times New Roman" w:cs="Times New Roman"/>
-          <w:sz w:val="24"/>
-          <w:szCs w:val="24"/>
-        </w:rPr>
-        <w:t xml:space="preserve">the </w:t>
+        <w:t xml:space="preserve">. The detailed showed in the </w:t>
       </w:r>
       <w:r>
         <w:rPr>
@@ -4911,7 +4814,6 @@
         </w:rPr>
         <w:t>Table</w:t>
       </w:r>
-      <w:proofErr w:type="gramEnd"/>
       <w:r>
         <w:rPr>
           <w:rFonts w:ascii="Times New Roman" w:hAnsi="Times New Roman" w:cs="Times New Roman"/>
@@ -5684,7 +5586,11 @@
           <w:szCs w:val="24"/>
         </w:rPr>
       </w:pPr>
-      <w:r>
+    </w:p>
+    <w:p>
+      <w:pPr>
+        <w:spacing w:after="0" w:line="240" w:lineRule="auto"/>
+        <w:jc w:val="both"/>
         <w:rPr>
           <w:rFonts w:ascii="Times New Roman" w:hAnsi="Times New Roman" w:cs="Times New Roman"/>
           <w:b/>
@@ -5692,6 +5598,68 @@
           <w:sz w:val="24"/>
           <w:szCs w:val="24"/>
         </w:rPr>
+      </w:pPr>
+    </w:p>
+    <w:p>
+      <w:pPr>
+        <w:spacing w:after="0" w:line="240" w:lineRule="auto"/>
+        <w:jc w:val="both"/>
+        <w:rPr>
+          <w:rFonts w:ascii="Times New Roman" w:hAnsi="Times New Roman" w:cs="Times New Roman"/>
+          <w:b/>
+          <w:bCs/>
+          <w:sz w:val="24"/>
+          <w:szCs w:val="24"/>
+        </w:rPr>
+      </w:pPr>
+    </w:p>
+    <w:p>
+      <w:pPr>
+        <w:spacing w:after="0" w:line="240" w:lineRule="auto"/>
+        <w:jc w:val="both"/>
+        <w:rPr>
+          <w:rFonts w:ascii="Times New Roman" w:hAnsi="Times New Roman" w:cs="Times New Roman"/>
+          <w:b/>
+          <w:bCs/>
+          <w:sz w:val="24"/>
+          <w:szCs w:val="24"/>
+        </w:rPr>
+      </w:pPr>
+    </w:p>
+    <w:p>
+      <w:pPr>
+        <w:spacing w:after="0" w:line="240" w:lineRule="auto"/>
+        <w:jc w:val="both"/>
+        <w:rPr>
+          <w:rFonts w:ascii="Times New Roman" w:hAnsi="Times New Roman" w:cs="Times New Roman"/>
+          <w:b/>
+          <w:bCs/>
+          <w:sz w:val="24"/>
+          <w:szCs w:val="24"/>
+        </w:rPr>
+      </w:pPr>
+    </w:p>
+    <w:p>
+      <w:pPr>
+        <w:spacing w:after="0" w:line="240" w:lineRule="auto"/>
+        <w:jc w:val="both"/>
+        <w:rPr>
+          <w:rFonts w:ascii="Times New Roman" w:hAnsi="Times New Roman" w:cs="Times New Roman"/>
+          <w:b/>
+          <w:bCs/>
+          <w:sz w:val="24"/>
+          <w:szCs w:val="24"/>
+        </w:rPr>
+      </w:pPr>
+      <w:r>
+        <w:rPr>
+          <w:rFonts w:ascii="Times New Roman" w:hAnsi="Times New Roman" w:cs="Times New Roman"/>
+          <w:b/>
+          <w:bCs/>
+          <w:sz w:val="24"/>
+          <w:szCs w:val="24"/>
+        </w:rPr>
+        <w:lastRenderedPageBreak/>
         <w:t xml:space="preserve">Table </w:t>
       </w:r>
       <w:r>
@@ -6115,7 +6083,6 @@
                 <w:sz w:val="24"/>
                 <w:szCs w:val="24"/>
               </w:rPr>
-              <w:lastRenderedPageBreak/>
               <w:t>0%- 60%</w:t>
             </w:r>
           </w:p>
@@ -6261,7 +6228,7 @@
           <w:sz w:val="24"/>
           <w:szCs w:val="24"/>
         </w:rPr>
-        <w:t>group</w:t>
+        <w:t>individual</w:t>
       </w:r>
       <w:r>
         <w:rPr>
@@ -6508,25 +6475,7 @@
           <w:sz w:val="24"/>
           <w:szCs w:val="24"/>
         </w:rPr>
-        <w:t xml:space="preserve"> pages without references, and with </w:t>
-      </w:r>
-      <w:proofErr w:type="gramStart"/>
-      <w:r>
-        <w:rPr>
-          <w:rFonts w:ascii="Times New Roman" w:hAnsi="Times New Roman" w:cs="Times New Roman"/>
-          <w:sz w:val="24"/>
-          <w:szCs w:val="24"/>
-        </w:rPr>
-        <w:t>a 12</w:t>
-      </w:r>
-      <w:proofErr w:type="gramEnd"/>
-      <w:r>
-        <w:rPr>
-          <w:rFonts w:ascii="Times New Roman" w:hAnsi="Times New Roman" w:cs="Times New Roman"/>
-          <w:sz w:val="24"/>
-          <w:szCs w:val="24"/>
-        </w:rPr>
-        <w:t xml:space="preserve"> font of Time New Roman and line spacing 1.5 lines.</w:t>
+        <w:t xml:space="preserve"> pages without references, and with a 12 font of Time New Roman and line spacing 1.5 lines.</w:t>
       </w:r>
     </w:p>
     <w:p>
@@ -7167,7 +7116,33 @@
           <w:sz w:val="24"/>
           <w:szCs w:val="24"/>
         </w:rPr>
-        <w:t>If you are more than 10 minutes late for an exam or final</w:t>
+        <w:t xml:space="preserve">If you are more than </w:t>
+      </w:r>
+      <w:r>
+        <w:rPr>
+          <w:rFonts w:ascii="Times New Roman" w:hAnsi="Times New Roman" w:cs="Times New Roman"/>
+          <w:b/>
+          <w:bCs/>
+          <w:i/>
+          <w:iCs/>
+          <w:color w:val="000000" w:themeColor="text1"/>
+          <w:sz w:val="24"/>
+          <w:szCs w:val="24"/>
+        </w:rPr>
+        <w:t>2</w:t>
+      </w:r>
+      <w:r>
+        <w:rPr>
+          <w:rFonts w:ascii="Times New Roman" w:hAnsi="Times New Roman" w:cs="Times New Roman"/>
+          <w:b/>
+          <w:bCs/>
+          <w:i/>
+          <w:iCs/>
+          <w:color w:val="000000" w:themeColor="text1"/>
+          <w:sz w:val="24"/>
+          <w:szCs w:val="24"/>
+        </w:rPr>
+        <w:t>0 minutes late for an exam or final</w:t>
       </w:r>
       <w:r>
         <w:rPr>
@@ -7280,35 +7255,7 @@
           <w:sz w:val="24"/>
           <w:szCs w:val="24"/>
         </w:rPr>
-        <w:t xml:space="preserve"> may jeopardize students’ </w:t>
-      </w:r>
-      <w:proofErr w:type="gramStart"/>
-      <w:r>
-        <w:rPr>
-          <w:rFonts w:ascii="Times New Roman" w:hAnsi="Times New Roman" w:cs="Times New Roman"/>
-          <w:b/>
-          <w:bCs/>
-          <w:i/>
-          <w:iCs/>
-          <w:color w:val="000000" w:themeColor="text1"/>
-          <w:sz w:val="24"/>
-          <w:szCs w:val="24"/>
-        </w:rPr>
-        <w:t>grades</w:t>
-      </w:r>
-      <w:proofErr w:type="gramEnd"/>
-      <w:r>
-        <w:rPr>
-          <w:rFonts w:ascii="Times New Roman" w:hAnsi="Times New Roman" w:cs="Times New Roman"/>
-          <w:b/>
-          <w:bCs/>
-          <w:i/>
-          <w:iCs/>
-          <w:color w:val="000000" w:themeColor="text1"/>
-          <w:sz w:val="24"/>
-          <w:szCs w:val="24"/>
-        </w:rPr>
-        <w:t xml:space="preserve"> and the instructor reserves the right to remove you from the class permanently. </w:t>
+        <w:t xml:space="preserve"> may jeopardize students’ grades and the instructor reserves the right to remove you from the class permanently. </w:t>
       </w:r>
       <w:bookmarkEnd w:id="0"/>
     </w:p>
@@ -7361,6 +7308,7 @@
         <w:pStyle w:val="Heading1"/>
       </w:pPr>
       <w:r>
+        <w:lastRenderedPageBreak/>
         <w:t>Classroom Etiquette</w:t>
       </w:r>
     </w:p>
@@ -7411,25 +7359,7 @@
           <w:sz w:val="24"/>
           <w:szCs w:val="24"/>
         </w:rPr>
-        <w:t xml:space="preserve">Computers are permitted for </w:t>
-      </w:r>
-      <w:proofErr w:type="gramStart"/>
-      <w:r>
-        <w:rPr>
-          <w:rFonts w:ascii="Times New Roman" w:hAnsi="Times New Roman" w:cs="Times New Roman"/>
-          <w:sz w:val="24"/>
-          <w:szCs w:val="24"/>
-        </w:rPr>
-        <w:t>note-taking</w:t>
-      </w:r>
-      <w:proofErr w:type="gramEnd"/>
-      <w:r>
-        <w:rPr>
-          <w:rFonts w:ascii="Times New Roman" w:hAnsi="Times New Roman" w:cs="Times New Roman"/>
-          <w:sz w:val="24"/>
-          <w:szCs w:val="24"/>
-        </w:rPr>
-        <w:t xml:space="preserve"> only.</w:t>
+        <w:t>Computers are permitted for note-taking only.</w:t>
       </w:r>
     </w:p>
     <w:p>
@@ -7454,7 +7384,6 @@
           <w:sz w:val="24"/>
           <w:szCs w:val="24"/>
         </w:rPr>
-        <w:lastRenderedPageBreak/>
         <w:t>Do not sleep in class or leave once a lecture has started</w:t>
       </w:r>
     </w:p>
@@ -7505,25 +7434,7 @@
           <w:sz w:val="24"/>
           <w:szCs w:val="24"/>
         </w:rPr>
-        <w:t xml:space="preserve">No </w:t>
-      </w:r>
-      <w:proofErr w:type="spellStart"/>
-      <w:r>
-        <w:rPr>
-          <w:rFonts w:ascii="Times New Roman" w:hAnsi="Times New Roman" w:cs="Times New Roman"/>
-          <w:sz w:val="24"/>
-          <w:szCs w:val="24"/>
-        </w:rPr>
-        <w:t>eCigarettes</w:t>
-      </w:r>
-      <w:proofErr w:type="spellEnd"/>
-      <w:r>
-        <w:rPr>
-          <w:rFonts w:ascii="Times New Roman" w:hAnsi="Times New Roman" w:cs="Times New Roman"/>
-          <w:sz w:val="24"/>
-          <w:szCs w:val="24"/>
-        </w:rPr>
-        <w:t xml:space="preserve"> permitted in the classroom.</w:t>
+        <w:t>No eCigarettes permitted in the classroom.</w:t>
       </w:r>
     </w:p>
     <w:p>
@@ -7548,25 +7459,7 @@
           <w:sz w:val="24"/>
           <w:szCs w:val="24"/>
         </w:rPr>
-        <w:t xml:space="preserve">You are encouraged to think critically and ask stimulating </w:t>
-      </w:r>
-      <w:proofErr w:type="gramStart"/>
-      <w:r>
-        <w:rPr>
-          <w:rFonts w:ascii="Times New Roman" w:hAnsi="Times New Roman" w:cs="Times New Roman"/>
-          <w:sz w:val="24"/>
-          <w:szCs w:val="24"/>
-        </w:rPr>
-        <w:t>questions, but</w:t>
-      </w:r>
-      <w:proofErr w:type="gramEnd"/>
-      <w:r>
-        <w:rPr>
-          <w:rFonts w:ascii="Times New Roman" w:hAnsi="Times New Roman" w:cs="Times New Roman"/>
-          <w:sz w:val="24"/>
-          <w:szCs w:val="24"/>
-        </w:rPr>
-        <w:t xml:space="preserve"> always respect your fellow students and your instructor.</w:t>
+        <w:t>You are encouraged to think critically and ask stimulating questions, but always respect your fellow students and your instructor.</w:t>
       </w:r>
     </w:p>
     <w:p>
@@ -7617,25 +7510,7 @@
           <w:sz w:val="24"/>
           <w:szCs w:val="24"/>
         </w:rPr>
-        <w:t xml:space="preserve">class in the Fall will </w:t>
-      </w:r>
-      <w:proofErr w:type="gramStart"/>
-      <w:r>
-        <w:rPr>
-          <w:rFonts w:ascii="Times New Roman" w:hAnsi="Times New Roman" w:cs="Times New Roman"/>
-          <w:sz w:val="24"/>
-          <w:szCs w:val="24"/>
-        </w:rPr>
-        <w:t>be</w:t>
-      </w:r>
-      <w:proofErr w:type="gramEnd"/>
-      <w:r>
-        <w:rPr>
-          <w:rFonts w:ascii="Times New Roman" w:hAnsi="Times New Roman" w:cs="Times New Roman"/>
-          <w:sz w:val="24"/>
-          <w:szCs w:val="24"/>
-        </w:rPr>
-        <w:t xml:space="preserve"> an </w:t>
+        <w:t xml:space="preserve">class in the Fall will be an </w:t>
       </w:r>
       <w:r>
         <w:rPr>
@@ -7851,36 +7726,16 @@
           <w:sz w:val="24"/>
           <w:szCs w:val="24"/>
         </w:rPr>
-        <w:t xml:space="preserve">. Penalties for academic misconduct in this course may include a failing grade on an assignment, a failing grade in the course, or any other course-related sanction the instructor determines to be appropriate. Continued enrollment </w:t>
-      </w:r>
-      <w:proofErr w:type="gramStart"/>
-      <w:r>
-        <w:rPr>
-          <w:rFonts w:ascii="Times New Roman" w:hAnsi="Times New Roman" w:cs="Times New Roman"/>
-          <w:sz w:val="24"/>
-          <w:szCs w:val="24"/>
-        </w:rPr>
-        <w:t>in</w:t>
-      </w:r>
-      <w:proofErr w:type="gramEnd"/>
-      <w:r>
-        <w:rPr>
-          <w:rFonts w:ascii="Times New Roman" w:hAnsi="Times New Roman" w:cs="Times New Roman"/>
-          <w:sz w:val="24"/>
-          <w:szCs w:val="24"/>
-        </w:rPr>
-        <w:t xml:space="preserve"> this course affirms a student’s acceptance of this university policy.</w:t>
+        <w:t>. Penalties for academic misconduct in this course may include a failing grade on an assignment, a failing grade in the course, or any other course-related sanction the instructor determines to be appropriate. Continued enrollment in this course affirms a student’s acceptance of this university policy.</w:t>
       </w:r>
     </w:p>
     <w:p>
       <w:pPr>
         <w:pStyle w:val="Heading1"/>
       </w:pPr>
-      <w:proofErr w:type="gramStart"/>
       <w:r>
         <w:t>Accommodations</w:t>
       </w:r>
-      <w:proofErr w:type="gramEnd"/>
     </w:p>
     <w:p>
       <w:pPr>
@@ -7900,29 +7755,7 @@
           <w:szCs w:val="24"/>
           <w:lang w:eastAsia="en-US"/>
         </w:rPr>
-        <w:t xml:space="preserve">The University of Central Arkansas adheres to the requirements of the Americans with Disabilities Act. If you need </w:t>
-      </w:r>
-      <w:proofErr w:type="gramStart"/>
-      <w:r>
-        <w:rPr>
-          <w:rFonts w:ascii="Times New Roman" w:eastAsia="Times New Roman" w:hAnsi="Times New Roman" w:cs="Times New Roman"/>
-          <w:snapToGrid w:val="0"/>
-          <w:sz w:val="24"/>
-          <w:szCs w:val="24"/>
-          <w:lang w:eastAsia="en-US"/>
-        </w:rPr>
-        <w:t>an accommodation</w:t>
-      </w:r>
-      <w:proofErr w:type="gramEnd"/>
-      <w:r>
-        <w:rPr>
-          <w:rFonts w:ascii="Times New Roman" w:eastAsia="Times New Roman" w:hAnsi="Times New Roman" w:cs="Times New Roman"/>
-          <w:snapToGrid w:val="0"/>
-          <w:sz w:val="24"/>
-          <w:szCs w:val="24"/>
-          <w:lang w:eastAsia="en-US"/>
-        </w:rPr>
-        <w:t xml:space="preserve"> under this Act due to a disability, please contact the Office of Accessibility Resources and Services (OARS), 450-3613.</w:t>
+        <w:t>The University of Central Arkansas adheres to the requirements of the Americans with Disabilities Act. If you need an accommodation under this Act due to a disability, please contact the Office of Accessibility Resources and Services (OARS), 450-3613.</w:t>
       </w:r>
     </w:p>
     <w:p>
@@ -7997,25 +7830,16 @@
           <w:sz w:val="24"/>
           <w:szCs w:val="24"/>
         </w:rPr>
-        <w:t xml:space="preserve">The University of Central Arkansas is dedicated to attracting and supporting </w:t>
-      </w:r>
-      <w:proofErr w:type="gramStart"/>
-      <w:r>
-        <w:rPr>
-          <w:rFonts w:ascii="Times New Roman" w:hAnsi="Times New Roman" w:cs="Times New Roman"/>
-          <w:sz w:val="24"/>
-          <w:szCs w:val="24"/>
-        </w:rPr>
-        <w:t>a diverse</w:t>
-      </w:r>
-      <w:proofErr w:type="gramEnd"/>
-      <w:r>
-        <w:rPr>
-          <w:rFonts w:ascii="Times New Roman" w:hAnsi="Times New Roman" w:cs="Times New Roman"/>
-          <w:sz w:val="24"/>
-          <w:szCs w:val="24"/>
-        </w:rPr>
-        <w:t xml:space="preserve"> student, faculty, and staff population and enhanced multicultural learning opportunities. We value the opportunity to work, learn, and develop in a community that embraces the diversity of individuals and ideas, including race, ethnicity, religion, spiritual beliefs, national origin, age, gender, marital status, socioeconomic background, sexual orientation, physical ability, political affiliation, and intellectual perspective (</w:t>
+        <w:t xml:space="preserve">The University of Central Arkansas is dedicated to attracting and supporting a diverse student, faculty, and staff population and enhanced multicultural learning opportunities. We value the opportunity to work, learn, and develop in a community that embraces the diversity of individuals and ideas, including race, ethnicity, religion, spiritual beliefs, national origin, age, gender, marital </w:t>
+      </w:r>
+      <w:r>
+        <w:rPr>
+          <w:rFonts w:ascii="Times New Roman" w:hAnsi="Times New Roman" w:cs="Times New Roman"/>
+          <w:sz w:val="24"/>
+          <w:szCs w:val="24"/>
+        </w:rPr>
+        <w:lastRenderedPageBreak/>
+        <w:t>status, socioeconomic background, sexual orientation, physical ability, political affiliation, and intellectual perspective (</w:t>
       </w:r>
       <w:hyperlink r:id="rId12" w:history="1">
         <w:r>
@@ -8042,7 +7866,6 @@
         <w:pStyle w:val="Heading1"/>
       </w:pPr>
       <w:r>
-        <w:lastRenderedPageBreak/>
         <w:t>Title IX disclosure</w:t>
       </w:r>
     </w:p>
@@ -8065,29 +7888,7 @@
           <w:szCs w:val="24"/>
           <w:lang w:eastAsia="en-US"/>
         </w:rPr>
-        <w:t xml:space="preserve">In furtherance of its core values— academic vitality, integrity, and </w:t>
-      </w:r>
-      <w:proofErr w:type="gramStart"/>
-      <w:r>
-        <w:rPr>
-          <w:rFonts w:ascii="Times New Roman" w:eastAsia="Times New Roman" w:hAnsi="Times New Roman" w:cs="Times New Roman"/>
-          <w:snapToGrid w:val="0"/>
-          <w:sz w:val="24"/>
-          <w:szCs w:val="24"/>
-          <w:lang w:eastAsia="en-US"/>
-        </w:rPr>
-        <w:t>diversity—</w:t>
-      </w:r>
-      <w:proofErr w:type="gramEnd"/>
-      <w:r>
-        <w:rPr>
-          <w:rFonts w:ascii="Times New Roman" w:eastAsia="Times New Roman" w:hAnsi="Times New Roman" w:cs="Times New Roman"/>
-          <w:snapToGrid w:val="0"/>
-          <w:sz w:val="24"/>
-          <w:szCs w:val="24"/>
-          <w:lang w:eastAsia="en-US"/>
-        </w:rPr>
-        <w:t>UCA is dedicated to promoting a campus community free from discrimination. Title IX of the Education Amendments Act of 1972 requires all educational institutions to address gender-based discrimination on campus, and UCA implements these Federal requirements through a fair, consistent, and appropriate process of investigation and adjudication. Please see UCA’s Title IX website (</w:t>
+        <w:t>In furtherance of its core values— academic vitality, integrity, and diversity—UCA is dedicated to promoting a campus community free from discrimination. Title IX of the Education Amendments Act of 1972 requires all educational institutions to address gender-based discrimination on campus, and UCA implements these Federal requirements through a fair, consistent, and appropriate process of investigation and adjudication. Please see UCA’s Title IX website (</w:t>
       </w:r>
       <w:hyperlink r:id="rId13" w:history="1">
         <w:r>
@@ -8111,20 +7912,8 @@
           <w:szCs w:val="24"/>
           <w:lang w:eastAsia="en-US"/>
         </w:rPr>
-        <w:t>) for the university’s policy, relevant</w:t>
-      </w:r>
-      <w:proofErr w:type="gramStart"/>
-      <w:r>
-        <w:rPr>
-          <w:rFonts w:ascii="Times New Roman" w:eastAsia="Times New Roman" w:hAnsi="Times New Roman" w:cs="Times New Roman"/>
-          <w:snapToGrid w:val="0"/>
-          <w:sz w:val="24"/>
-          <w:szCs w:val="24"/>
-          <w:lang w:eastAsia="en-US"/>
-        </w:rPr>
-        <w:t xml:space="preserve"> forms, training opportunities, and related information.</w:t>
-      </w:r>
-      <w:proofErr w:type="gramEnd"/>
+        <w:t>) for the university’s policy, relevant forms, training opportunities, and related information.</w:t>
+      </w:r>
     </w:p>
     <w:p>
       <w:pPr>

--- a/docs/Content/Fall2025_Field_Tech_Wu.docx
+++ b/docs/Content/Fall2025_Field_Tech_Wu.docx
@@ -74,6 +74,7 @@
           <w:szCs w:val="24"/>
         </w:rPr>
       </w:pPr>
+      <w:proofErr w:type="gramStart"/>
       <w:r>
         <w:rPr>
           <w:rFonts w:ascii="Times New Roman" w:hAnsi="Times New Roman" w:cs="Times New Roman" w:hint="eastAsia"/>
@@ -98,7 +99,16 @@
           <w:sz w:val="24"/>
           <w:szCs w:val="24"/>
         </w:rPr>
-        <w:t xml:space="preserve">Geography (GEOG) </w:t>
+        <w:t>Geography</w:t>
+      </w:r>
+      <w:proofErr w:type="gramEnd"/>
+      <w:r>
+        <w:rPr>
+          <w:rFonts w:ascii="Times New Roman" w:hAnsi="Times New Roman" w:cs="Times New Roman"/>
+          <w:sz w:val="24"/>
+          <w:szCs w:val="24"/>
+        </w:rPr>
+        <w:t xml:space="preserve"> (GEOG) </w:t>
       </w:r>
       <w:r>
         <w:rPr>
@@ -348,17 +358,32 @@
     </w:p>
     <w:p>
       <w:pPr>
-        <w:pStyle w:val="Heading1"/>
-      </w:pPr>
-      <w:r>
-        <w:t xml:space="preserve">Course </w:t>
-      </w:r>
-      <w:r>
-        <w:t>Description</w:t>
+        <w:pStyle w:val="BodyText"/>
+        <w:spacing w:after="0" w:line="240" w:lineRule="auto"/>
+        <w:rPr>
+          <w:rFonts w:hint="eastAsia"/>
+        </w:rPr>
+      </w:pPr>
+      <w:r>
+        <w:rPr>
+          <w:rFonts w:hint="eastAsia"/>
+        </w:rPr>
+        <w:t>Office Phone: 501-450-3434</w:t>
       </w:r>
     </w:p>
     <w:p>
       <w:pPr>
+        <w:pStyle w:val="Heading1"/>
+      </w:pPr>
+      <w:r>
+        <w:t xml:space="preserve">Course </w:t>
+      </w:r>
+      <w:r>
+        <w:t>Description</w:t>
+      </w:r>
+    </w:p>
+    <w:p>
+      <w:pPr>
         <w:spacing w:before="120" w:after="0" w:line="240" w:lineRule="auto"/>
         <w:jc w:val="both"/>
         <w:rPr>
@@ -502,8 +527,18 @@
           <w:sz w:val="24"/>
           <w:szCs w:val="24"/>
         </w:rPr>
-        <w:t xml:space="preserve"> StoryMap</w:t>
-      </w:r>
+        <w:t xml:space="preserve"> </w:t>
+      </w:r>
+      <w:proofErr w:type="spellStart"/>
+      <w:r>
+        <w:rPr>
+          <w:rFonts w:ascii="Times New Roman" w:hAnsi="Times New Roman" w:cs="Times New Roman" w:hint="eastAsia"/>
+          <w:sz w:val="24"/>
+          <w:szCs w:val="24"/>
+        </w:rPr>
+        <w:t>StoryMap</w:t>
+      </w:r>
+      <w:proofErr w:type="spellEnd"/>
       <w:r>
         <w:rPr>
           <w:rFonts w:ascii="Times New Roman" w:hAnsi="Times New Roman" w:cs="Times New Roman"/>
@@ -792,6 +827,7 @@
           <w:sz w:val="24"/>
           <w:szCs w:val="24"/>
         </w:rPr>
+        <w:lastRenderedPageBreak/>
         <w:t>understand ArcGIS Living Atlas contents</w:t>
       </w:r>
     </w:p>
@@ -818,9 +854,18 @@
           <w:sz w:val="24"/>
           <w:szCs w:val="24"/>
         </w:rPr>
-        <w:lastRenderedPageBreak/>
-        <w:t>Create multiple dynamic maps using ArcGIS StoryMaps</w:t>
-      </w:r>
+        <w:t xml:space="preserve">Create multiple dynamic maps using ArcGIS </w:t>
+      </w:r>
+      <w:proofErr w:type="spellStart"/>
+      <w:r>
+        <w:rPr>
+          <w:rFonts w:ascii="Times New Roman" w:hAnsi="Times New Roman" w:cs="Times New Roman"/>
+          <w:sz w:val="24"/>
+          <w:szCs w:val="24"/>
+        </w:rPr>
+        <w:t>StoryMaps</w:t>
+      </w:r>
+      <w:proofErr w:type="spellEnd"/>
       <w:r>
         <w:rPr>
           <w:rFonts w:ascii="Times New Roman" w:hAnsi="Times New Roman" w:cs="Times New Roman"/>
@@ -964,7 +1009,25 @@
           <w:sz w:val="24"/>
           <w:szCs w:val="24"/>
         </w:rPr>
-        <w:t xml:space="preserve"> firmly believe that students learn via engagement and doing. As a result, </w:t>
+        <w:t xml:space="preserve"> firmly </w:t>
+      </w:r>
+      <w:proofErr w:type="gramStart"/>
+      <w:r>
+        <w:rPr>
+          <w:rFonts w:ascii="Times New Roman" w:hAnsi="Times New Roman" w:cs="Times New Roman"/>
+          <w:sz w:val="24"/>
+          <w:szCs w:val="24"/>
+        </w:rPr>
+        <w:t>believe</w:t>
+      </w:r>
+      <w:proofErr w:type="gramEnd"/>
+      <w:r>
+        <w:rPr>
+          <w:rFonts w:ascii="Times New Roman" w:hAnsi="Times New Roman" w:cs="Times New Roman"/>
+          <w:sz w:val="24"/>
+          <w:szCs w:val="24"/>
+        </w:rPr>
+        <w:t xml:space="preserve"> that students learn via engagement and doing. As a result, </w:t>
       </w:r>
       <w:r>
         <w:rPr>
@@ -1109,6 +1172,7 @@
         </w:rPr>
         <w:t xml:space="preserve">by </w:t>
       </w:r>
+      <w:proofErr w:type="spellStart"/>
       <w:r>
         <w:rPr>
           <w:rFonts w:ascii="Times New Roman" w:hAnsi="Times New Roman" w:cs="Times New Roman"/>
@@ -1117,7 +1181,18 @@
           <w:sz w:val="24"/>
           <w:szCs w:val="24"/>
         </w:rPr>
-        <w:t>Pinde Fu</w:t>
+        <w:t>Pinde</w:t>
+      </w:r>
+      <w:proofErr w:type="spellEnd"/>
+      <w:r>
+        <w:rPr>
+          <w:rFonts w:ascii="Times New Roman" w:hAnsi="Times New Roman" w:cs="Times New Roman"/>
+          <w:i/>
+          <w:iCs/>
+          <w:sz w:val="24"/>
+          <w:szCs w:val="24"/>
+        </w:rPr>
+        <w:t xml:space="preserve"> Fu</w:t>
       </w:r>
       <w:r>
         <w:rPr>
@@ -1175,7 +1250,29 @@
           <w:sz w:val="24"/>
           <w:szCs w:val="24"/>
         </w:rPr>
-        <w:t>Getting to Know Web GIS, by Pinde Fu</w:t>
+        <w:t xml:space="preserve">Getting to Know Web GIS, by </w:t>
+      </w:r>
+      <w:proofErr w:type="spellStart"/>
+      <w:r>
+        <w:rPr>
+          <w:rFonts w:ascii="Times New Roman" w:hAnsi="Times New Roman" w:cs="Times New Roman"/>
+          <w:i/>
+          <w:iCs/>
+          <w:sz w:val="24"/>
+          <w:szCs w:val="24"/>
+        </w:rPr>
+        <w:t>Pinde</w:t>
+      </w:r>
+      <w:proofErr w:type="spellEnd"/>
+      <w:r>
+        <w:rPr>
+          <w:rFonts w:ascii="Times New Roman" w:hAnsi="Times New Roman" w:cs="Times New Roman"/>
+          <w:i/>
+          <w:iCs/>
+          <w:sz w:val="24"/>
+          <w:szCs w:val="24"/>
+        </w:rPr>
+        <w:t xml:space="preserve"> Fu</w:t>
       </w:r>
       <w:r>
         <w:rPr>
@@ -4804,7 +4901,34 @@
           <w:sz w:val="24"/>
           <w:szCs w:val="24"/>
         </w:rPr>
-        <w:t xml:space="preserve">. The detailed showed in the </w:t>
+        <w:t xml:space="preserve">. The detailed </w:t>
+      </w:r>
+      <w:proofErr w:type="gramStart"/>
+      <w:r>
+        <w:rPr>
+          <w:rFonts w:ascii="Times New Roman" w:hAnsi="Times New Roman" w:cs="Times New Roman"/>
+          <w:sz w:val="24"/>
+          <w:szCs w:val="24"/>
+        </w:rPr>
+        <w:t>showed</w:t>
+      </w:r>
+      <w:proofErr w:type="gramEnd"/>
+      <w:r>
+        <w:rPr>
+          <w:rFonts w:ascii="Times New Roman" w:hAnsi="Times New Roman" w:cs="Times New Roman"/>
+          <w:sz w:val="24"/>
+          <w:szCs w:val="24"/>
+        </w:rPr>
+        <w:t xml:space="preserve"> in </w:t>
+      </w:r>
+      <w:proofErr w:type="gramStart"/>
+      <w:r>
+        <w:rPr>
+          <w:rFonts w:ascii="Times New Roman" w:hAnsi="Times New Roman" w:cs="Times New Roman"/>
+          <w:sz w:val="24"/>
+          <w:szCs w:val="24"/>
+        </w:rPr>
+        <w:t xml:space="preserve">the </w:t>
       </w:r>
       <w:r>
         <w:rPr>
@@ -4814,6 +4938,7 @@
         </w:rPr>
         <w:t>Table</w:t>
       </w:r>
+      <w:proofErr w:type="gramEnd"/>
       <w:r>
         <w:rPr>
           <w:rFonts w:ascii="Times New Roman" w:hAnsi="Times New Roman" w:cs="Times New Roman"/>
@@ -4898,7 +5023,25 @@
           <w:sz w:val="24"/>
           <w:szCs w:val="24"/>
         </w:rPr>
-        <w:t xml:space="preserve">be completed in a timely manner. Some bonus exercises maybe provided. </w:t>
+        <w:t xml:space="preserve">be completed in a timely manner. Some bonus exercises </w:t>
+      </w:r>
+      <w:proofErr w:type="gramStart"/>
+      <w:r>
+        <w:rPr>
+          <w:rFonts w:ascii="Times New Roman" w:hAnsi="Times New Roman" w:cs="Times New Roman"/>
+          <w:sz w:val="24"/>
+          <w:szCs w:val="24"/>
+        </w:rPr>
+        <w:t>maybe</w:t>
+      </w:r>
+      <w:proofErr w:type="gramEnd"/>
+      <w:r>
+        <w:rPr>
+          <w:rFonts w:ascii="Times New Roman" w:hAnsi="Times New Roman" w:cs="Times New Roman"/>
+          <w:sz w:val="24"/>
+          <w:szCs w:val="24"/>
+        </w:rPr>
+        <w:t xml:space="preserve"> provided. </w:t>
       </w:r>
       <w:r>
         <w:rPr>
@@ -6204,6 +6347,8 @@
         </w:rPr>
         <w:t xml:space="preserve"> The project is </w:t>
       </w:r>
+      <w:proofErr w:type="spellStart"/>
+      <w:proofErr w:type="gramStart"/>
       <w:r>
         <w:rPr>
           <w:rFonts w:ascii="Times New Roman" w:hAnsi="Times New Roman" w:cs="Times New Roman"/>
@@ -6212,6 +6357,8 @@
         </w:rPr>
         <w:t>a</w:t>
       </w:r>
+      <w:proofErr w:type="spellEnd"/>
+      <w:proofErr w:type="gramEnd"/>
       <w:r>
         <w:rPr>
           <w:rFonts w:ascii="Times New Roman" w:hAnsi="Times New Roman" w:cs="Times New Roman"/>
@@ -6475,7 +6622,25 @@
           <w:sz w:val="24"/>
           <w:szCs w:val="24"/>
         </w:rPr>
-        <w:t xml:space="preserve"> pages without references, and with a 12 font of Time New Roman and line spacing 1.5 lines.</w:t>
+        <w:t xml:space="preserve"> pages without references, and with </w:t>
+      </w:r>
+      <w:proofErr w:type="gramStart"/>
+      <w:r>
+        <w:rPr>
+          <w:rFonts w:ascii="Times New Roman" w:hAnsi="Times New Roman" w:cs="Times New Roman"/>
+          <w:sz w:val="24"/>
+          <w:szCs w:val="24"/>
+        </w:rPr>
+        <w:t>a 12</w:t>
+      </w:r>
+      <w:proofErr w:type="gramEnd"/>
+      <w:r>
+        <w:rPr>
+          <w:rFonts w:ascii="Times New Roman" w:hAnsi="Times New Roman" w:cs="Times New Roman"/>
+          <w:sz w:val="24"/>
+          <w:szCs w:val="24"/>
+        </w:rPr>
+        <w:t xml:space="preserve"> font of Time New Roman and line spacing 1.5 lines.</w:t>
       </w:r>
     </w:p>
     <w:p>
@@ -7255,7 +7420,35 @@
           <w:sz w:val="24"/>
           <w:szCs w:val="24"/>
         </w:rPr>
-        <w:t xml:space="preserve"> may jeopardize students’ grades and the instructor reserves the right to remove you from the class permanently. </w:t>
+        <w:t xml:space="preserve"> may jeopardize students’ </w:t>
+      </w:r>
+      <w:proofErr w:type="gramStart"/>
+      <w:r>
+        <w:rPr>
+          <w:rFonts w:ascii="Times New Roman" w:hAnsi="Times New Roman" w:cs="Times New Roman"/>
+          <w:b/>
+          <w:bCs/>
+          <w:i/>
+          <w:iCs/>
+          <w:color w:val="000000" w:themeColor="text1"/>
+          <w:sz w:val="24"/>
+          <w:szCs w:val="24"/>
+        </w:rPr>
+        <w:t>grades</w:t>
+      </w:r>
+      <w:proofErr w:type="gramEnd"/>
+      <w:r>
+        <w:rPr>
+          <w:rFonts w:ascii="Times New Roman" w:hAnsi="Times New Roman" w:cs="Times New Roman"/>
+          <w:b/>
+          <w:bCs/>
+          <w:i/>
+          <w:iCs/>
+          <w:color w:val="000000" w:themeColor="text1"/>
+          <w:sz w:val="24"/>
+          <w:szCs w:val="24"/>
+        </w:rPr>
+        <w:t xml:space="preserve"> and the instructor reserves the right to remove you from the class permanently. </w:t>
       </w:r>
       <w:bookmarkEnd w:id="0"/>
     </w:p>
@@ -7359,7 +7552,25 @@
           <w:sz w:val="24"/>
           <w:szCs w:val="24"/>
         </w:rPr>
-        <w:t>Computers are permitted for note-taking only.</w:t>
+        <w:t xml:space="preserve">Computers are permitted for </w:t>
+      </w:r>
+      <w:proofErr w:type="gramStart"/>
+      <w:r>
+        <w:rPr>
+          <w:rFonts w:ascii="Times New Roman" w:hAnsi="Times New Roman" w:cs="Times New Roman"/>
+          <w:sz w:val="24"/>
+          <w:szCs w:val="24"/>
+        </w:rPr>
+        <w:t>note-taking</w:t>
+      </w:r>
+      <w:proofErr w:type="gramEnd"/>
+      <w:r>
+        <w:rPr>
+          <w:rFonts w:ascii="Times New Roman" w:hAnsi="Times New Roman" w:cs="Times New Roman"/>
+          <w:sz w:val="24"/>
+          <w:szCs w:val="24"/>
+        </w:rPr>
+        <w:t xml:space="preserve"> only.</w:t>
       </w:r>
     </w:p>
     <w:p>
@@ -7434,7 +7645,25 @@
           <w:sz w:val="24"/>
           <w:szCs w:val="24"/>
         </w:rPr>
-        <w:t>No eCigarettes permitted in the classroom.</w:t>
+        <w:t xml:space="preserve">No </w:t>
+      </w:r>
+      <w:proofErr w:type="spellStart"/>
+      <w:r>
+        <w:rPr>
+          <w:rFonts w:ascii="Times New Roman" w:hAnsi="Times New Roman" w:cs="Times New Roman"/>
+          <w:sz w:val="24"/>
+          <w:szCs w:val="24"/>
+        </w:rPr>
+        <w:t>eCigarettes</w:t>
+      </w:r>
+      <w:proofErr w:type="spellEnd"/>
+      <w:r>
+        <w:rPr>
+          <w:rFonts w:ascii="Times New Roman" w:hAnsi="Times New Roman" w:cs="Times New Roman"/>
+          <w:sz w:val="24"/>
+          <w:szCs w:val="24"/>
+        </w:rPr>
+        <w:t xml:space="preserve"> permitted in the classroom.</w:t>
       </w:r>
     </w:p>
     <w:p>
@@ -7459,7 +7688,25 @@
           <w:sz w:val="24"/>
           <w:szCs w:val="24"/>
         </w:rPr>
-        <w:t>You are encouraged to think critically and ask stimulating questions, but always respect your fellow students and your instructor.</w:t>
+        <w:t xml:space="preserve">You are encouraged to think critically and ask stimulating </w:t>
+      </w:r>
+      <w:proofErr w:type="gramStart"/>
+      <w:r>
+        <w:rPr>
+          <w:rFonts w:ascii="Times New Roman" w:hAnsi="Times New Roman" w:cs="Times New Roman"/>
+          <w:sz w:val="24"/>
+          <w:szCs w:val="24"/>
+        </w:rPr>
+        <w:t>questions, but</w:t>
+      </w:r>
+      <w:proofErr w:type="gramEnd"/>
+      <w:r>
+        <w:rPr>
+          <w:rFonts w:ascii="Times New Roman" w:hAnsi="Times New Roman" w:cs="Times New Roman"/>
+          <w:sz w:val="24"/>
+          <w:szCs w:val="24"/>
+        </w:rPr>
+        <w:t xml:space="preserve"> always respect your fellow students and your instructor.</w:t>
       </w:r>
     </w:p>
     <w:p>
@@ -7510,7 +7757,25 @@
           <w:sz w:val="24"/>
           <w:szCs w:val="24"/>
         </w:rPr>
-        <w:t xml:space="preserve">class in the Fall will be an </w:t>
+        <w:t xml:space="preserve">class in the Fall will </w:t>
+      </w:r>
+      <w:proofErr w:type="gramStart"/>
+      <w:r>
+        <w:rPr>
+          <w:rFonts w:ascii="Times New Roman" w:hAnsi="Times New Roman" w:cs="Times New Roman"/>
+          <w:sz w:val="24"/>
+          <w:szCs w:val="24"/>
+        </w:rPr>
+        <w:t>be</w:t>
+      </w:r>
+      <w:proofErr w:type="gramEnd"/>
+      <w:r>
+        <w:rPr>
+          <w:rFonts w:ascii="Times New Roman" w:hAnsi="Times New Roman" w:cs="Times New Roman"/>
+          <w:sz w:val="24"/>
+          <w:szCs w:val="24"/>
+        </w:rPr>
+        <w:t xml:space="preserve"> an </w:t>
       </w:r>
       <w:r>
         <w:rPr>
@@ -7542,7 +7807,25 @@
           <w:sz w:val="24"/>
           <w:szCs w:val="24"/>
         </w:rPr>
-        <w:t xml:space="preserve">The class schedule has followed this guidance. However, the schedule maybe </w:t>
+        <w:t xml:space="preserve">The class schedule has followed this guidance. However, the schedule </w:t>
+      </w:r>
+      <w:proofErr w:type="gramStart"/>
+      <w:r>
+        <w:rPr>
+          <w:rFonts w:ascii="Times New Roman" w:hAnsi="Times New Roman" w:cs="Times New Roman"/>
+          <w:sz w:val="24"/>
+          <w:szCs w:val="24"/>
+        </w:rPr>
+        <w:t>maybe</w:t>
+      </w:r>
+      <w:proofErr w:type="gramEnd"/>
+      <w:r>
+        <w:rPr>
+          <w:rFonts w:ascii="Times New Roman" w:hAnsi="Times New Roman" w:cs="Times New Roman"/>
+          <w:sz w:val="24"/>
+          <w:szCs w:val="24"/>
+        </w:rPr>
+        <w:t xml:space="preserve"> </w:t>
       </w:r>
       <w:r>
         <w:rPr>
@@ -7709,7 +7992,25 @@
           <w:sz w:val="24"/>
           <w:szCs w:val="24"/>
         </w:rPr>
-        <w:t xml:space="preserve">The University of Central Arkansas affirms its commitment to academic integrity and expects all members of the university community to accept shared responsibility for maintaining academic integrity. Students in this course are subject to the provisions of the university’s Academic Integrity Policy, approved by the Board of Trustees as Board Policy No. 709 on February 10, 2010, and published in the </w:t>
+        <w:t xml:space="preserve">The University of Central Arkansas affirms its commitment to academic integrity and expects all members of the university community to accept shared responsibility for maintaining academic integrity. Students </w:t>
+      </w:r>
+      <w:proofErr w:type="gramStart"/>
+      <w:r>
+        <w:rPr>
+          <w:rFonts w:ascii="Times New Roman" w:hAnsi="Times New Roman" w:cs="Times New Roman"/>
+          <w:sz w:val="24"/>
+          <w:szCs w:val="24"/>
+        </w:rPr>
+        <w:t>in</w:t>
+      </w:r>
+      <w:proofErr w:type="gramEnd"/>
+      <w:r>
+        <w:rPr>
+          <w:rFonts w:ascii="Times New Roman" w:hAnsi="Times New Roman" w:cs="Times New Roman"/>
+          <w:sz w:val="24"/>
+          <w:szCs w:val="24"/>
+        </w:rPr>
+        <w:t xml:space="preserve"> this course are subject to the provisions of the university’s Academic Integrity Policy, approved by the Board of Trustees as Board Policy No. 709 on February 10, 2010, and published in the </w:t>
       </w:r>
       <w:r>
         <w:rPr>
@@ -7726,16 +8027,36 @@
           <w:sz w:val="24"/>
           <w:szCs w:val="24"/>
         </w:rPr>
-        <w:t>. Penalties for academic misconduct in this course may include a failing grade on an assignment, a failing grade in the course, or any other course-related sanction the instructor determines to be appropriate. Continued enrollment in this course affirms a student’s acceptance of this university policy.</w:t>
+        <w:t xml:space="preserve">. Penalties for academic misconduct in this course may include a failing grade on an assignment, a failing grade in the course, or any other course-related sanction the instructor determines to be appropriate. Continued enrollment </w:t>
+      </w:r>
+      <w:proofErr w:type="gramStart"/>
+      <w:r>
+        <w:rPr>
+          <w:rFonts w:ascii="Times New Roman" w:hAnsi="Times New Roman" w:cs="Times New Roman"/>
+          <w:sz w:val="24"/>
+          <w:szCs w:val="24"/>
+        </w:rPr>
+        <w:t>in</w:t>
+      </w:r>
+      <w:proofErr w:type="gramEnd"/>
+      <w:r>
+        <w:rPr>
+          <w:rFonts w:ascii="Times New Roman" w:hAnsi="Times New Roman" w:cs="Times New Roman"/>
+          <w:sz w:val="24"/>
+          <w:szCs w:val="24"/>
+        </w:rPr>
+        <w:t xml:space="preserve"> this course affirms a student’s acceptance of this university policy.</w:t>
       </w:r>
     </w:p>
     <w:p>
       <w:pPr>
         <w:pStyle w:val="Heading1"/>
       </w:pPr>
+      <w:proofErr w:type="gramStart"/>
       <w:r>
         <w:t>Accommodations</w:t>
       </w:r>
+      <w:proofErr w:type="gramEnd"/>
     </w:p>
     <w:p>
       <w:pPr>
@@ -7755,7 +8076,29 @@
           <w:szCs w:val="24"/>
           <w:lang w:eastAsia="en-US"/>
         </w:rPr>
-        <w:t>The University of Central Arkansas adheres to the requirements of the Americans with Disabilities Act. If you need an accommodation under this Act due to a disability, please contact the Office of Accessibility Resources and Services (OARS), 450-3613.</w:t>
+        <w:t xml:space="preserve">The University of Central Arkansas adheres to the requirements of the Americans with Disabilities Act. If you need </w:t>
+      </w:r>
+      <w:proofErr w:type="gramStart"/>
+      <w:r>
+        <w:rPr>
+          <w:rFonts w:ascii="Times New Roman" w:eastAsia="Times New Roman" w:hAnsi="Times New Roman" w:cs="Times New Roman"/>
+          <w:snapToGrid w:val="0"/>
+          <w:sz w:val="24"/>
+          <w:szCs w:val="24"/>
+          <w:lang w:eastAsia="en-US"/>
+        </w:rPr>
+        <w:t>an accommodation</w:t>
+      </w:r>
+      <w:proofErr w:type="gramEnd"/>
+      <w:r>
+        <w:rPr>
+          <w:rFonts w:ascii="Times New Roman" w:eastAsia="Times New Roman" w:hAnsi="Times New Roman" w:cs="Times New Roman"/>
+          <w:snapToGrid w:val="0"/>
+          <w:sz w:val="24"/>
+          <w:szCs w:val="24"/>
+          <w:lang w:eastAsia="en-US"/>
+        </w:rPr>
+        <w:t xml:space="preserve"> under this Act due to a disability, please contact the Office of Accessibility Resources and Services (OARS), 450-3613.</w:t>
       </w:r>
     </w:p>
     <w:p>
@@ -7830,7 +8173,25 @@
           <w:sz w:val="24"/>
           <w:szCs w:val="24"/>
         </w:rPr>
-        <w:t xml:space="preserve">The University of Central Arkansas is dedicated to attracting and supporting a diverse student, faculty, and staff population and enhanced multicultural learning opportunities. We value the opportunity to work, learn, and develop in a community that embraces the diversity of individuals and ideas, including race, ethnicity, religion, spiritual beliefs, national origin, age, gender, marital </w:t>
+        <w:t xml:space="preserve">The University of Central Arkansas is dedicated to attracting and supporting </w:t>
+      </w:r>
+      <w:proofErr w:type="gramStart"/>
+      <w:r>
+        <w:rPr>
+          <w:rFonts w:ascii="Times New Roman" w:hAnsi="Times New Roman" w:cs="Times New Roman"/>
+          <w:sz w:val="24"/>
+          <w:szCs w:val="24"/>
+        </w:rPr>
+        <w:t>a diverse</w:t>
+      </w:r>
+      <w:proofErr w:type="gramEnd"/>
+      <w:r>
+        <w:rPr>
+          <w:rFonts w:ascii="Times New Roman" w:hAnsi="Times New Roman" w:cs="Times New Roman"/>
+          <w:sz w:val="24"/>
+          <w:szCs w:val="24"/>
+        </w:rPr>
+        <w:t xml:space="preserve"> student, faculty, and staff population and enhanced multicultural learning opportunities. We value the opportunity to work, learn, and develop in a community that embraces the diversity of individuals and ideas, including race, ethnicity, religion, spiritual beliefs, national origin, age, gender, marital </w:t>
       </w:r>
       <w:r>
         <w:rPr>
@@ -7888,7 +8249,29 @@
           <w:szCs w:val="24"/>
           <w:lang w:eastAsia="en-US"/>
         </w:rPr>
-        <w:t>In furtherance of its core values— academic vitality, integrity, and diversity—UCA is dedicated to promoting a campus community free from discrimination. Title IX of the Education Amendments Act of 1972 requires all educational institutions to address gender-based discrimination on campus, and UCA implements these Federal requirements through a fair, consistent, and appropriate process of investigation and adjudication. Please see UCA’s Title IX website (</w:t>
+        <w:t xml:space="preserve">In furtherance of its core values— academic vitality, integrity, and </w:t>
+      </w:r>
+      <w:proofErr w:type="gramStart"/>
+      <w:r>
+        <w:rPr>
+          <w:rFonts w:ascii="Times New Roman" w:eastAsia="Times New Roman" w:hAnsi="Times New Roman" w:cs="Times New Roman"/>
+          <w:snapToGrid w:val="0"/>
+          <w:sz w:val="24"/>
+          <w:szCs w:val="24"/>
+          <w:lang w:eastAsia="en-US"/>
+        </w:rPr>
+        <w:t>diversity—</w:t>
+      </w:r>
+      <w:proofErr w:type="gramEnd"/>
+      <w:r>
+        <w:rPr>
+          <w:rFonts w:ascii="Times New Roman" w:eastAsia="Times New Roman" w:hAnsi="Times New Roman" w:cs="Times New Roman"/>
+          <w:snapToGrid w:val="0"/>
+          <w:sz w:val="24"/>
+          <w:szCs w:val="24"/>
+          <w:lang w:eastAsia="en-US"/>
+        </w:rPr>
+        <w:t>UCA is dedicated to promoting a campus community free from discrimination. Title IX of the Education Amendments Act of 1972 requires all educational institutions to address gender-based discrimination on campus, and UCA implements these Federal requirements through a fair, consistent, and appropriate process of investigation and adjudication. Please see UCA’s Title IX website (</w:t>
       </w:r>
       <w:hyperlink r:id="rId13" w:history="1">
         <w:r>
@@ -7912,8 +8295,20 @@
           <w:szCs w:val="24"/>
           <w:lang w:eastAsia="en-US"/>
         </w:rPr>
-        <w:t>) for the university’s policy, relevant forms, training opportunities, and related information.</w:t>
-      </w:r>
+        <w:t>) for the university’s policy, relevant</w:t>
+      </w:r>
+      <w:proofErr w:type="gramStart"/>
+      <w:r>
+        <w:rPr>
+          <w:rFonts w:ascii="Times New Roman" w:eastAsia="Times New Roman" w:hAnsi="Times New Roman" w:cs="Times New Roman"/>
+          <w:snapToGrid w:val="0"/>
+          <w:sz w:val="24"/>
+          <w:szCs w:val="24"/>
+          <w:lang w:eastAsia="en-US"/>
+        </w:rPr>
+        <w:t xml:space="preserve"> forms, training opportunities, and related information.</w:t>
+      </w:r>
+      <w:proofErr w:type="gramEnd"/>
     </w:p>
     <w:p>
       <w:pPr>
